--- a/Java Script.docx
+++ b/Java Script.docx
@@ -52,41 +52,28 @@
           <w:b/>
           <w:lang w:val="ru-RU"/>
         </w:rPr>
-        <w:t>(</w:t>
-      </w:r>
-      <w:r>
-        <w:rPr>
-          <w:b/>
-          <w:lang w:val="ru-RU"/>
-        </w:rPr>
-        <w:t>создание и обьявление переменных на одной строке</w:t>
-      </w:r>
-      <w:r>
-        <w:rPr>
-          <w:b/>
-          <w:lang w:val="ru-RU"/>
-        </w:rPr>
-        <w:t>)</w:t>
-      </w:r>
-    </w:p>
-    <w:p>
-      <w:pPr>
-        <w:rPr>
-          <w:lang w:val="ru-RU"/>
-        </w:rPr>
-      </w:pPr>
-    </w:p>
-    <w:p>
-      <w:pPr>
-        <w:rPr>
-          <w:i/>
-          <w:lang w:val="en-US"/>
-        </w:rPr>
-      </w:pPr>
-      <w:r>
-        <w:rPr>
-          <w:i/>
-          <w:lang w:val="en-US"/>
+        <w:t>(создание и обьявление переменных на одной строке)</w:t>
+      </w:r>
+    </w:p>
+    <w:p>
+      <w:pPr>
+        <w:rPr>
+          <w:lang w:val="ru-RU"/>
+        </w:rPr>
+      </w:pPr>
+    </w:p>
+    <w:p>
+      <w:pPr>
+        <w:rPr>
+          <w:i/>
+          <w:lang w:val="en-US"/>
+        </w:rPr>
+      </w:pPr>
+      <w:r>
+        <w:rPr>
+          <w:i/>
+          <w:noProof/>
+          <w:lang w:eastAsia="az-Latn-AZ"/>
         </w:rPr>
         <w:drawing>
           <wp:anchor distT="0" distB="0" distL="114300" distR="114300" simplePos="0" relativeHeight="251658240" behindDoc="0" locked="0" layoutInCell="1" allowOverlap="1">
@@ -267,7 +254,8 @@
       </w:pPr>
       <w:r>
         <w:rPr>
-          <w:lang w:val="ru-RU"/>
+          <w:noProof/>
+          <w:lang w:eastAsia="az-Latn-AZ"/>
         </w:rPr>
         <w:drawing>
           <wp:inline distT="0" distB="0" distL="0" distR="0" wp14:anchorId="21B9C308" wp14:editId="34A243AD">
@@ -354,14 +342,7 @@
           <w:b/>
           <w:lang w:val="ru-RU"/>
         </w:rPr>
-        <w:t>функциях</w:t>
-      </w:r>
-      <w:r>
-        <w:rPr>
-          <w:b/>
-          <w:lang w:val="ru-RU"/>
-        </w:rPr>
-        <w:t xml:space="preserve"> в</w:t>
+        <w:t>функциях в</w:t>
       </w:r>
       <w:r>
         <w:rPr>
@@ -389,7 +370,8 @@
       <w:r>
         <w:rPr>
           <w:b/>
-          <w:lang w:val="en-US"/>
+          <w:noProof/>
+          <w:lang w:eastAsia="az-Latn-AZ"/>
         </w:rPr>
         <w:drawing>
           <wp:inline distT="0" distB="0" distL="0" distR="0" wp14:anchorId="3F05991E" wp14:editId="6D8C2309">
@@ -544,110 +526,1210 @@
           <w:i/>
           <w:lang w:val="ru-RU"/>
         </w:rPr>
-        <w:t>присваивается значение и</w:t>
+        <w:t>присваивается значение из</w:t>
+      </w:r>
+      <w:r>
+        <w:rPr>
+          <w:i/>
+          <w:lang w:val="ru-RU"/>
+        </w:rPr>
+        <w:t xml:space="preserve"> свойств</w:t>
+      </w:r>
+      <w:r>
+        <w:rPr>
+          <w:i/>
+          <w:lang w:val="ru-RU"/>
+        </w:rPr>
+        <w:t xml:space="preserve"> </w:t>
+      </w:r>
+      <w:proofErr w:type="spellStart"/>
+      <w:r>
+        <w:rPr>
+          <w:i/>
+          <w:lang w:val="en-US"/>
+        </w:rPr>
+        <w:t>userProfile</w:t>
+      </w:r>
+      <w:proofErr w:type="spellEnd"/>
+      <w:r>
+        <w:rPr>
+          <w:i/>
+          <w:lang w:val="en-US"/>
+        </w:rPr>
+        <w:t>.</w:t>
+      </w:r>
+    </w:p>
+    <w:p>
+      <w:pPr>
+        <w:rPr>
+          <w:lang w:val="ru-RU"/>
+        </w:rPr>
+      </w:pPr>
+    </w:p>
+    <w:p>
+      <w:pPr>
+        <w:jc w:val="center"/>
+        <w:rPr>
+          <w:b/>
+          <w:lang w:val="ru-RU"/>
+        </w:rPr>
+      </w:pPr>
+    </w:p>
+    <w:p>
+      <w:pPr>
+        <w:jc w:val="center"/>
+        <w:rPr>
+          <w:b/>
+          <w:lang w:val="ru-RU"/>
+        </w:rPr>
+      </w:pPr>
+    </w:p>
+    <w:p>
+      <w:pPr>
+        <w:jc w:val="center"/>
+        <w:rPr>
+          <w:b/>
+          <w:lang w:val="ru-RU"/>
+        </w:rPr>
+      </w:pPr>
+    </w:p>
+    <w:p>
+      <w:pPr>
+        <w:jc w:val="center"/>
+        <w:rPr>
+          <w:b/>
+          <w:lang w:val="ru-RU"/>
+        </w:rPr>
+      </w:pPr>
+    </w:p>
+    <w:p>
+      <w:pPr>
+        <w:jc w:val="center"/>
+        <w:rPr>
+          <w:b/>
+          <w:lang w:val="ru-RU"/>
+        </w:rPr>
+      </w:pPr>
+    </w:p>
+    <w:p>
+      <w:pPr>
+        <w:jc w:val="center"/>
+        <w:rPr>
+          <w:b/>
+          <w:lang w:val="ru-RU"/>
+        </w:rPr>
+      </w:pPr>
+      <w:r>
+        <w:rPr>
+          <w:b/>
+          <w:lang w:val="ru-RU"/>
+        </w:rPr>
+        <w:lastRenderedPageBreak/>
+        <w:t>Тернарный оператор</w:t>
+      </w:r>
+    </w:p>
+    <w:p>
+      <w:pPr>
+        <w:rPr>
+          <w:lang w:val="ru-RU"/>
+        </w:rPr>
+      </w:pPr>
+    </w:p>
+    <w:p>
+      <w:pPr>
+        <w:rPr>
+          <w:lang w:val="en-US"/>
+        </w:rPr>
+      </w:pPr>
+      <w:r>
+        <w:rPr>
+          <w:lang w:val="ru-RU"/>
+        </w:rPr>
+        <w:t>Общий вид выражения</w:t>
+      </w:r>
+      <w:r>
+        <w:rPr>
+          <w:lang w:val="en-US"/>
+        </w:rPr>
+        <w:t>:</w:t>
+      </w:r>
+    </w:p>
+    <w:p>
+      <w:pPr>
+        <w:rPr>
+          <w:b/>
+          <w:i/>
+          <w:color w:val="FF0000"/>
+          <w:lang w:val="ru-RU"/>
+        </w:rPr>
+      </w:pPr>
+      <w:r>
+        <w:rPr>
+          <w:b/>
+          <w:i/>
+          <w:color w:val="FF0000"/>
+          <w:lang w:val="ru-RU"/>
+        </w:rPr>
+        <w:t xml:space="preserve">Условие ? выражение 1 : выражение 2 </w:t>
+      </w:r>
+    </w:p>
+    <w:p>
+      <w:pPr>
+        <w:rPr>
+          <w:i/>
+          <w:lang w:val="ru-RU"/>
+        </w:rPr>
+      </w:pPr>
+      <w:r>
+        <w:rPr>
+          <w:i/>
+          <w:lang w:val="ru-RU"/>
+        </w:rPr>
+        <w:t xml:space="preserve">Принцип работы: согласно условию если </w:t>
+      </w:r>
+      <w:r>
+        <w:rPr>
+          <w:b/>
+          <w:i/>
+          <w:lang w:val="ru-RU"/>
+        </w:rPr>
+        <w:t>выражение 1</w:t>
+      </w:r>
+      <w:r>
+        <w:rPr>
+          <w:i/>
+          <w:lang w:val="ru-RU"/>
+        </w:rPr>
+        <w:t xml:space="preserve"> </w:t>
+      </w:r>
+      <w:r>
+        <w:rPr>
+          <w:i/>
+          <w:color w:val="FF0000"/>
+          <w:lang w:val="ru-RU"/>
+        </w:rPr>
+        <w:t xml:space="preserve">выполняется </w:t>
+      </w:r>
+      <w:r>
+        <w:rPr>
+          <w:i/>
+          <w:lang w:val="ru-RU"/>
+        </w:rPr>
+        <w:t xml:space="preserve">то печатается </w:t>
+      </w:r>
+      <w:r>
+        <w:rPr>
+          <w:b/>
+          <w:i/>
+          <w:lang w:val="ru-RU"/>
+        </w:rPr>
+        <w:t>выражение 1</w:t>
+      </w:r>
+      <w:r>
+        <w:rPr>
+          <w:i/>
+          <w:lang w:val="ru-RU"/>
+        </w:rPr>
+        <w:t xml:space="preserve"> если нет то </w:t>
+      </w:r>
+      <w:r>
+        <w:rPr>
+          <w:b/>
+          <w:i/>
+          <w:lang w:val="ru-RU"/>
+        </w:rPr>
+        <w:t>выражение 2</w:t>
+      </w:r>
+      <w:r>
+        <w:rPr>
+          <w:i/>
+          <w:lang w:val="ru-RU"/>
+        </w:rPr>
+        <w:t xml:space="preserve"> </w:t>
+      </w:r>
+    </w:p>
+    <w:p>
+      <w:pPr>
+        <w:rPr>
+          <w:i/>
+          <w:lang w:val="ru-RU"/>
+        </w:rPr>
+      </w:pPr>
+      <w:r>
+        <w:rPr>
+          <w:i/>
+          <w:lang w:val="ru-RU"/>
+        </w:rPr>
+        <w:drawing>
+          <wp:inline distT="0" distB="0" distL="0" distR="0" wp14:anchorId="51D67E98" wp14:editId="65397BD5">
+            <wp:extent cx="3580599" cy="1286096"/>
+            <wp:effectExtent l="0" t="0" r="1270" b="9525"/>
+            <wp:docPr id="4" name="Picture 4"/>
+            <wp:cNvGraphicFramePr>
+              <a:graphicFrameLocks xmlns:a="http://schemas.openxmlformats.org/drawingml/2006/main" noChangeAspect="1"/>
+            </wp:cNvGraphicFramePr>
+            <a:graphic xmlns:a="http://schemas.openxmlformats.org/drawingml/2006/main">
+              <a:graphicData uri="http://schemas.openxmlformats.org/drawingml/2006/picture">
+                <pic:pic xmlns:pic="http://schemas.openxmlformats.org/drawingml/2006/picture">
+                  <pic:nvPicPr>
+                    <pic:cNvPr id="1" name=""/>
+                    <pic:cNvPicPr/>
+                  </pic:nvPicPr>
+                  <pic:blipFill>
+                    <a:blip r:embed="rId7"/>
+                    <a:stretch>
+                      <a:fillRect/>
+                    </a:stretch>
+                  </pic:blipFill>
+                  <pic:spPr>
+                    <a:xfrm>
+                      <a:off x="0" y="0"/>
+                      <a:ext cx="3657314" cy="1313651"/>
+                    </a:xfrm>
+                    <a:prstGeom prst="rect">
+                      <a:avLst/>
+                    </a:prstGeom>
+                  </pic:spPr>
+                </pic:pic>
+              </a:graphicData>
+            </a:graphic>
+          </wp:inline>
+        </w:drawing>
+      </w:r>
+    </w:p>
+    <w:p>
+      <w:pPr>
+        <w:rPr>
+          <w:lang w:val="en-US"/>
+        </w:rPr>
+      </w:pPr>
+    </w:p>
+    <w:p>
+      <w:pPr>
+        <w:rPr>
+          <w:lang w:val="en-US"/>
+        </w:rPr>
+      </w:pPr>
+    </w:p>
+    <w:p>
+      <w:pPr>
+        <w:rPr>
+          <w:lang w:val="en-US"/>
+        </w:rPr>
+      </w:pPr>
+    </w:p>
+    <w:p>
+      <w:pPr>
+        <w:ind w:firstLine="708"/>
+        <w:rPr>
+          <w:b/>
+          <w:lang w:val="en-US"/>
+        </w:rPr>
+      </w:pPr>
+      <w:r>
+        <w:rPr>
+          <w:b/>
+          <w:lang w:val="en-US"/>
+        </w:rPr>
+        <w:t xml:space="preserve">                                                       </w:t>
+      </w:r>
+      <w:r>
+        <w:rPr>
+          <w:b/>
+          <w:lang w:val="ru-RU"/>
+        </w:rPr>
+        <w:t xml:space="preserve">Типы Циклов в </w:t>
+      </w:r>
+      <w:r>
+        <w:rPr>
+          <w:b/>
+          <w:lang w:val="en-US"/>
+        </w:rPr>
+        <w:t>Java Script</w:t>
+      </w:r>
+    </w:p>
+    <w:p>
+      <w:pPr>
+        <w:ind w:firstLine="708"/>
+        <w:rPr>
+          <w:b/>
+          <w:lang w:val="en-US"/>
+        </w:rPr>
+      </w:pPr>
+      <w:r>
+        <w:rPr>
+          <w:b/>
+          <w:lang w:val="en-US"/>
+        </w:rPr>
+        <w:drawing>
+          <wp:inline distT="0" distB="0" distL="0" distR="0" wp14:anchorId="41F64C34" wp14:editId="20D6303D">
+            <wp:extent cx="2795863" cy="1592459"/>
+            <wp:effectExtent l="0" t="0" r="5080" b="8255"/>
+            <wp:docPr id="6" name="Picture 6"/>
+            <wp:cNvGraphicFramePr>
+              <a:graphicFrameLocks xmlns:a="http://schemas.openxmlformats.org/drawingml/2006/main" noChangeAspect="1"/>
+            </wp:cNvGraphicFramePr>
+            <a:graphic xmlns:a="http://schemas.openxmlformats.org/drawingml/2006/main">
+              <a:graphicData uri="http://schemas.openxmlformats.org/drawingml/2006/picture">
+                <pic:pic xmlns:pic="http://schemas.openxmlformats.org/drawingml/2006/picture">
+                  <pic:nvPicPr>
+                    <pic:cNvPr id="1" name=""/>
+                    <pic:cNvPicPr/>
+                  </pic:nvPicPr>
+                  <pic:blipFill>
+                    <a:blip r:embed="rId8"/>
+                    <a:stretch>
+                      <a:fillRect/>
+                    </a:stretch>
+                  </pic:blipFill>
+                  <pic:spPr>
+                    <a:xfrm>
+                      <a:off x="0" y="0"/>
+                      <a:ext cx="2828429" cy="1611008"/>
+                    </a:xfrm>
+                    <a:prstGeom prst="rect">
+                      <a:avLst/>
+                    </a:prstGeom>
+                  </pic:spPr>
+                </pic:pic>
+              </a:graphicData>
+            </a:graphic>
+          </wp:inline>
+        </w:drawing>
+      </w:r>
+    </w:p>
+    <w:p>
+      <w:pPr>
+        <w:ind w:firstLine="708"/>
+        <w:rPr>
+          <w:b/>
+          <w:lang w:val="en-US"/>
+        </w:rPr>
+      </w:pPr>
+      <w:r>
+        <w:rPr>
+          <w:b/>
+          <w:lang w:val="en-US"/>
+        </w:rPr>
+        <w:t>***************************************************************************</w:t>
+      </w:r>
+    </w:p>
+    <w:p>
+      <w:pPr>
+        <w:ind w:firstLine="708"/>
+        <w:rPr>
+          <w:b/>
+          <w:lang w:val="en-US"/>
+        </w:rPr>
+      </w:pPr>
+    </w:p>
+    <w:p>
+      <w:pPr>
+        <w:ind w:firstLine="708"/>
+        <w:rPr>
+          <w:b/>
+          <w:lang w:val="en-US"/>
+        </w:rPr>
+      </w:pPr>
+      <w:r>
+        <w:rPr>
+          <w:b/>
+          <w:lang w:val="en-US"/>
+        </w:rPr>
+        <w:t xml:space="preserve"> </w:t>
+      </w:r>
+      <w:r>
+        <w:rPr>
+          <w:b/>
+          <w:lang w:val="en-US"/>
+        </w:rPr>
+        <w:drawing>
+          <wp:inline distT="0" distB="0" distL="0" distR="0" wp14:anchorId="4AF422DF" wp14:editId="50EEEFD4">
+            <wp:extent cx="2879163" cy="1738552"/>
+            <wp:effectExtent l="0" t="0" r="0" b="0"/>
+            <wp:docPr id="7" name="Picture 7"/>
+            <wp:cNvGraphicFramePr>
+              <a:graphicFrameLocks xmlns:a="http://schemas.openxmlformats.org/drawingml/2006/main" noChangeAspect="1"/>
+            </wp:cNvGraphicFramePr>
+            <a:graphic xmlns:a="http://schemas.openxmlformats.org/drawingml/2006/main">
+              <a:graphicData uri="http://schemas.openxmlformats.org/drawingml/2006/picture">
+                <pic:pic xmlns:pic="http://schemas.openxmlformats.org/drawingml/2006/picture">
+                  <pic:nvPicPr>
+                    <pic:cNvPr id="1" name=""/>
+                    <pic:cNvPicPr/>
+                  </pic:nvPicPr>
+                  <pic:blipFill>
+                    <a:blip r:embed="rId9"/>
+                    <a:stretch>
+                      <a:fillRect/>
+                    </a:stretch>
+                  </pic:blipFill>
+                  <pic:spPr>
+                    <a:xfrm>
+                      <a:off x="0" y="0"/>
+                      <a:ext cx="2939624" cy="1775061"/>
+                    </a:xfrm>
+                    <a:prstGeom prst="rect">
+                      <a:avLst/>
+                    </a:prstGeom>
+                  </pic:spPr>
+                </pic:pic>
+              </a:graphicData>
+            </a:graphic>
+          </wp:inline>
+        </w:drawing>
+      </w:r>
+    </w:p>
+    <w:p>
+      <w:pPr>
+        <w:ind w:firstLine="708"/>
+        <w:rPr>
+          <w:b/>
+          <w:lang w:val="ru-RU"/>
+        </w:rPr>
+      </w:pPr>
+      <w:r>
+        <w:rPr>
+          <w:b/>
+          <w:lang w:val="en-US"/>
+        </w:rPr>
+        <w:t xml:space="preserve">For in – </w:t>
+      </w:r>
+      <w:r>
+        <w:rPr>
+          <w:b/>
+          <w:lang w:val="ru-RU"/>
+        </w:rPr>
+        <w:t xml:space="preserve">в этом цикле </w:t>
+      </w:r>
+      <w:r>
+        <w:rPr>
+          <w:b/>
+          <w:lang w:val="en-US"/>
+        </w:rPr>
+        <w:t xml:space="preserve">log </w:t>
+      </w:r>
+      <w:r>
+        <w:rPr>
+          <w:b/>
+        </w:rPr>
+        <w:t xml:space="preserve">key </w:t>
+      </w:r>
+      <w:r>
+        <w:rPr>
+          <w:b/>
+          <w:lang w:val="ru-RU"/>
+        </w:rPr>
+        <w:t>выводит на печать сами свойства (</w:t>
+      </w:r>
+      <w:r>
+        <w:rPr>
+          <w:b/>
+          <w:lang w:val="en-US"/>
+        </w:rPr>
+        <w:t>point, age, id</w:t>
+      </w:r>
+      <w:r>
+        <w:rPr>
+          <w:b/>
+          <w:lang w:val="ru-RU"/>
+        </w:rPr>
+        <w:t>)</w:t>
+      </w:r>
+      <w:r>
+        <w:rPr>
+          <w:b/>
+          <w:lang w:val="en-US"/>
+        </w:rPr>
+        <w:t xml:space="preserve"> </w:t>
+      </w:r>
+      <w:r>
+        <w:rPr>
+          <w:b/>
+          <w:lang w:val="ru-RU"/>
+        </w:rPr>
+        <w:t xml:space="preserve">а </w:t>
+      </w:r>
+      <w:proofErr w:type="gramStart"/>
+      <w:r>
+        <w:rPr>
+          <w:b/>
+        </w:rPr>
+        <w:t>object[</w:t>
+      </w:r>
+      <w:proofErr w:type="gramEnd"/>
+      <w:r>
+        <w:rPr>
+          <w:b/>
+        </w:rPr>
+        <w:t>key]</w:t>
+      </w:r>
+      <w:r>
+        <w:rPr>
+          <w:b/>
+          <w:lang w:val="ru-RU"/>
+        </w:rPr>
+        <w:t xml:space="preserve"> выводит на печать значения эътих свойств обьекта.</w:t>
+      </w:r>
+    </w:p>
+    <w:p>
+      <w:pPr>
+        <w:ind w:firstLine="708"/>
+        <w:rPr>
+          <w:b/>
+          <w:lang w:val="ru-RU"/>
+        </w:rPr>
+      </w:pPr>
+      <w:proofErr w:type="spellStart"/>
+      <w:proofErr w:type="gramStart"/>
+      <w:r>
+        <w:rPr>
+          <w:b/>
+          <w:lang w:val="en-US"/>
+        </w:rPr>
+        <w:lastRenderedPageBreak/>
+        <w:t>forEach</w:t>
+      </w:r>
+      <w:proofErr w:type="spellEnd"/>
+      <w:proofErr w:type="gramEnd"/>
+      <w:r>
+        <w:rPr>
+          <w:b/>
+          <w:lang w:val="en-US"/>
+        </w:rPr>
+        <w:t xml:space="preserve"> – </w:t>
+      </w:r>
+      <w:r>
+        <w:rPr>
+          <w:b/>
+          <w:lang w:val="ru-RU"/>
+        </w:rPr>
+        <w:t>перед использование</w:t>
+      </w:r>
+      <w:r>
+        <w:rPr>
+          <w:b/>
+          <w:lang w:val="ru-RU"/>
+        </w:rPr>
+        <w:t>м</w:t>
+      </w:r>
+      <w:r>
+        <w:rPr>
+          <w:b/>
+          <w:lang w:val="en-US"/>
+        </w:rPr>
+        <w:t xml:space="preserve"> </w:t>
+      </w:r>
+      <w:proofErr w:type="spellStart"/>
+      <w:r>
+        <w:rPr>
+          <w:b/>
+          <w:lang w:val="en-US"/>
+        </w:rPr>
+        <w:t>forEach</w:t>
+      </w:r>
+      <w:proofErr w:type="spellEnd"/>
+      <w:r>
+        <w:rPr>
+          <w:b/>
+        </w:rPr>
+        <w:t xml:space="preserve"> </w:t>
+      </w:r>
+      <w:r>
+        <w:rPr>
+          <w:b/>
+          <w:lang w:val="ru-RU"/>
+        </w:rPr>
+        <w:t xml:space="preserve">мы будем рассматиривать следующие синтаксисы для написания  </w:t>
+      </w:r>
+      <w:r>
+        <w:rPr>
+          <w:b/>
+          <w:lang w:val="en-US"/>
+        </w:rPr>
+        <w:t>keys</w:t>
+      </w:r>
+      <w:r>
+        <w:rPr>
+          <w:b/>
+          <w:lang w:val="ru-RU"/>
+        </w:rPr>
+        <w:t xml:space="preserve"> и </w:t>
+      </w:r>
+      <w:r>
+        <w:rPr>
+          <w:b/>
+          <w:lang w:val="en-US"/>
+        </w:rPr>
+        <w:t>values</w:t>
+      </w:r>
+      <w:r>
+        <w:rPr>
+          <w:b/>
+          <w:lang w:val="ru-RU"/>
+        </w:rPr>
+        <w:t xml:space="preserve">. </w:t>
+      </w:r>
+      <w:r>
+        <w:rPr>
+          <w:b/>
+          <w:color w:val="FF0000"/>
+          <w:lang w:val="ru-RU"/>
+        </w:rPr>
+        <w:t>Оба возвращают массив но имеют отличия!</w:t>
+      </w:r>
+    </w:p>
+    <w:p>
+      <w:pPr>
+        <w:ind w:firstLine="708"/>
+        <w:rPr>
+          <w:b/>
+          <w:lang w:val="en-US"/>
+        </w:rPr>
+      </w:pPr>
+    </w:p>
+    <w:p>
+      <w:pPr>
+        <w:ind w:firstLine="708"/>
+        <w:rPr>
+          <w:b/>
+          <w:lang w:val="en-US"/>
+        </w:rPr>
+      </w:pPr>
+      <w:r>
+        <w:rPr>
+          <w:b/>
+          <w:lang w:val="en-US"/>
+        </w:rPr>
+        <w:drawing>
+          <wp:inline distT="0" distB="0" distL="0" distR="0" wp14:anchorId="52116357" wp14:editId="6657C050">
+            <wp:extent cx="1964769" cy="687212"/>
+            <wp:effectExtent l="0" t="0" r="0" b="0"/>
+            <wp:docPr id="8" name="Picture 8"/>
+            <wp:cNvGraphicFramePr>
+              <a:graphicFrameLocks xmlns:a="http://schemas.openxmlformats.org/drawingml/2006/main" noChangeAspect="1"/>
+            </wp:cNvGraphicFramePr>
+            <a:graphic xmlns:a="http://schemas.openxmlformats.org/drawingml/2006/main">
+              <a:graphicData uri="http://schemas.openxmlformats.org/drawingml/2006/picture">
+                <pic:pic xmlns:pic="http://schemas.openxmlformats.org/drawingml/2006/picture">
+                  <pic:nvPicPr>
+                    <pic:cNvPr id="1" name=""/>
+                    <pic:cNvPicPr/>
+                  </pic:nvPicPr>
+                  <pic:blipFill>
+                    <a:blip r:embed="rId10"/>
+                    <a:stretch>
+                      <a:fillRect/>
+                    </a:stretch>
+                  </pic:blipFill>
+                  <pic:spPr>
+                    <a:xfrm>
+                      <a:off x="0" y="0"/>
+                      <a:ext cx="2015507" cy="704959"/>
+                    </a:xfrm>
+                    <a:prstGeom prst="rect">
+                      <a:avLst/>
+                    </a:prstGeom>
+                  </pic:spPr>
+                </pic:pic>
+              </a:graphicData>
+            </a:graphic>
+          </wp:inline>
+        </w:drawing>
+      </w:r>
+      <w:r>
+        <w:rPr>
+          <w:b/>
+          <w:lang w:val="en-US"/>
+        </w:rPr>
+        <w:t xml:space="preserve"> </w:t>
+      </w:r>
+      <w:r>
+        <w:rPr>
+          <w:b/>
+          <w:lang w:val="en-US"/>
+        </w:rPr>
+        <w:drawing>
+          <wp:inline distT="0" distB="0" distL="0" distR="0" wp14:anchorId="2C966635" wp14:editId="282AA7FC">
+            <wp:extent cx="1884784" cy="697032"/>
+            <wp:effectExtent l="0" t="0" r="1270" b="8255"/>
+            <wp:docPr id="9" name="Picture 9"/>
+            <wp:cNvGraphicFramePr>
+              <a:graphicFrameLocks xmlns:a="http://schemas.openxmlformats.org/drawingml/2006/main" noChangeAspect="1"/>
+            </wp:cNvGraphicFramePr>
+            <a:graphic xmlns:a="http://schemas.openxmlformats.org/drawingml/2006/main">
+              <a:graphicData uri="http://schemas.openxmlformats.org/drawingml/2006/picture">
+                <pic:pic xmlns:pic="http://schemas.openxmlformats.org/drawingml/2006/picture">
+                  <pic:nvPicPr>
+                    <pic:cNvPr id="1" name=""/>
+                    <pic:cNvPicPr/>
+                  </pic:nvPicPr>
+                  <pic:blipFill>
+                    <a:blip r:embed="rId11"/>
+                    <a:stretch>
+                      <a:fillRect/>
+                    </a:stretch>
+                  </pic:blipFill>
+                  <pic:spPr>
+                    <a:xfrm>
+                      <a:off x="0" y="0"/>
+                      <a:ext cx="2035738" cy="752858"/>
+                    </a:xfrm>
+                    <a:prstGeom prst="rect">
+                      <a:avLst/>
+                    </a:prstGeom>
+                  </pic:spPr>
+                </pic:pic>
+              </a:graphicData>
+            </a:graphic>
+          </wp:inline>
+        </w:drawing>
+      </w:r>
+    </w:p>
+    <w:p>
+      <w:pPr>
+        <w:ind w:firstLine="708"/>
+        <w:rPr>
+          <w:b/>
+          <w:lang w:val="en-US"/>
+        </w:rPr>
+      </w:pPr>
+      <w:r>
+        <w:rPr>
+          <w:b/>
+          <w:noProof/>
+          <w:lang w:eastAsia="az-Latn-AZ"/>
+        </w:rPr>
+        <w:drawing>
+          <wp:inline distT="0" distB="0" distL="0" distR="0">
+            <wp:extent cx="3307181" cy="1462975"/>
+            <wp:effectExtent l="0" t="0" r="7620" b="4445"/>
+            <wp:docPr id="10" name="Picture 10"/>
+            <wp:cNvGraphicFramePr>
+              <a:graphicFrameLocks xmlns:a="http://schemas.openxmlformats.org/drawingml/2006/main" noChangeAspect="1"/>
+            </wp:cNvGraphicFramePr>
+            <a:graphic xmlns:a="http://schemas.openxmlformats.org/drawingml/2006/main">
+              <a:graphicData uri="http://schemas.openxmlformats.org/drawingml/2006/picture">
+                <pic:pic xmlns:pic="http://schemas.openxmlformats.org/drawingml/2006/picture">
+                  <pic:nvPicPr>
+                    <pic:cNvPr id="0" name="Picture 1"/>
+                    <pic:cNvPicPr>
+                      <a:picLocks noChangeAspect="1" noChangeArrowheads="1"/>
+                    </pic:cNvPicPr>
+                  </pic:nvPicPr>
+                  <pic:blipFill>
+                    <a:blip r:embed="rId12" cstate="print">
+                      <a:extLst>
+                        <a:ext uri="{28A0092B-C50C-407E-A947-70E740481C1C}">
+                          <a14:useLocalDpi xmlns:a14="http://schemas.microsoft.com/office/drawing/2010/main" val="0"/>
+                        </a:ext>
+                      </a:extLst>
+                    </a:blip>
+                    <a:srcRect/>
+                    <a:stretch>
+                      <a:fillRect/>
+                    </a:stretch>
+                  </pic:blipFill>
+                  <pic:spPr bwMode="auto">
+                    <a:xfrm>
+                      <a:off x="0" y="0"/>
+                      <a:ext cx="3330859" cy="1473449"/>
+                    </a:xfrm>
+                    <a:prstGeom prst="rect">
+                      <a:avLst/>
+                    </a:prstGeom>
+                    <a:noFill/>
+                    <a:ln>
+                      <a:noFill/>
+                    </a:ln>
+                  </pic:spPr>
+                </pic:pic>
+              </a:graphicData>
+            </a:graphic>
+          </wp:inline>
+        </w:drawing>
+      </w:r>
+    </w:p>
+    <w:p>
+      <w:pPr>
+        <w:ind w:firstLine="708"/>
+        <w:rPr>
+          <w:b/>
+          <w:lang w:val="en-US"/>
+        </w:rPr>
+      </w:pPr>
+    </w:p>
+    <w:p>
+      <w:pPr>
+        <w:ind w:firstLine="708"/>
+        <w:jc w:val="center"/>
+        <w:rPr>
+          <w:b/>
+          <w:color w:val="FF0000"/>
+          <w:lang w:val="en-US"/>
+        </w:rPr>
+      </w:pPr>
+      <w:r>
+        <w:rPr>
+          <w:b/>
+          <w:color w:val="FF0000"/>
+          <w:lang w:val="ru-RU"/>
+        </w:rPr>
+        <w:t xml:space="preserve">Цикл </w:t>
+      </w:r>
+      <w:r>
+        <w:rPr>
+          <w:b/>
+          <w:color w:val="FF0000"/>
+          <w:lang w:val="en-US"/>
+        </w:rPr>
+        <w:t>FOR OF</w:t>
+      </w:r>
+    </w:p>
+    <w:p>
+      <w:pPr>
+        <w:ind w:firstLine="708"/>
+        <w:rPr>
+          <w:b/>
+          <w:lang w:val="en-US"/>
+        </w:rPr>
+      </w:pPr>
+      <w:r>
+        <w:rPr>
+          <w:b/>
+          <w:lang w:val="en-US"/>
+        </w:rPr>
+        <w:drawing>
+          <wp:inline distT="0" distB="0" distL="0" distR="0" wp14:anchorId="10DA1449" wp14:editId="492F3FB6">
+            <wp:extent cx="3587669" cy="1111756"/>
+            <wp:effectExtent l="0" t="0" r="0" b="0"/>
+            <wp:docPr id="11" name="Picture 11"/>
+            <wp:cNvGraphicFramePr>
+              <a:graphicFrameLocks xmlns:a="http://schemas.openxmlformats.org/drawingml/2006/main" noChangeAspect="1"/>
+            </wp:cNvGraphicFramePr>
+            <a:graphic xmlns:a="http://schemas.openxmlformats.org/drawingml/2006/main">
+              <a:graphicData uri="http://schemas.openxmlformats.org/drawingml/2006/picture">
+                <pic:pic xmlns:pic="http://schemas.openxmlformats.org/drawingml/2006/picture">
+                  <pic:nvPicPr>
+                    <pic:cNvPr id="1" name=""/>
+                    <pic:cNvPicPr/>
+                  </pic:nvPicPr>
+                  <pic:blipFill>
+                    <a:blip r:embed="rId13"/>
+                    <a:stretch>
+                      <a:fillRect/>
+                    </a:stretch>
+                  </pic:blipFill>
+                  <pic:spPr>
+                    <a:xfrm>
+                      <a:off x="0" y="0"/>
+                      <a:ext cx="3611986" cy="1119291"/>
+                    </a:xfrm>
+                    <a:prstGeom prst="rect">
+                      <a:avLst/>
+                    </a:prstGeom>
+                  </pic:spPr>
+                </pic:pic>
+              </a:graphicData>
+            </a:graphic>
+          </wp:inline>
+        </w:drawing>
+      </w:r>
+    </w:p>
+    <w:p>
+      <w:pPr>
+        <w:ind w:firstLine="708"/>
+        <w:rPr>
+          <w:b/>
+          <w:lang w:val="ru-RU"/>
+        </w:rPr>
+      </w:pPr>
+      <w:r>
+        <w:rPr>
+          <w:b/>
+          <w:lang w:val="ru-RU"/>
+        </w:rPr>
+        <w:t xml:space="preserve">В консоли мы получим </w:t>
+      </w:r>
+      <w:r>
+        <w:rPr>
+          <w:b/>
+          <w:lang w:val="ru-RU"/>
+        </w:rPr>
+        <w:t>каждую букву слова по отдельности и данный цикл будет повторяться 3 раза (3 итерации)</w:t>
+      </w:r>
+    </w:p>
+    <w:p>
+      <w:pPr>
+        <w:ind w:firstLine="708"/>
+        <w:rPr>
+          <w:b/>
+          <w:lang w:val="ru-RU"/>
+        </w:rPr>
+      </w:pPr>
+    </w:p>
+    <w:p>
+      <w:pPr>
+        <w:ind w:firstLine="708"/>
+        <w:rPr>
+          <w:b/>
+          <w:lang w:val="ru-RU"/>
+        </w:rPr>
+      </w:pPr>
+    </w:p>
+    <w:p>
+      <w:pPr>
+        <w:ind w:firstLine="708"/>
+        <w:rPr>
+          <w:b/>
+          <w:lang w:val="ru-RU"/>
+        </w:rPr>
+      </w:pPr>
+      <w:r>
+        <w:rPr>
+          <w:b/>
+          <w:lang w:val="ru-RU"/>
+        </w:rPr>
+        <w:t>Получение всех элементов массива :</w:t>
+      </w:r>
+    </w:p>
+    <w:p>
+      <w:pPr>
+        <w:ind w:firstLine="708"/>
+        <w:rPr>
+          <w:b/>
+          <w:lang w:val="ru-RU"/>
+        </w:rPr>
+      </w:pPr>
+      <w:r>
+        <w:rPr>
+          <w:b/>
+          <w:lang w:val="ru-RU"/>
+        </w:rPr>
+        <w:drawing>
+          <wp:anchor distT="0" distB="0" distL="114300" distR="114300" simplePos="0" relativeHeight="251659264" behindDoc="0" locked="0" layoutInCell="1" allowOverlap="1">
+            <wp:simplePos x="1362269" y="7195768"/>
+            <wp:positionH relativeFrom="column">
+              <wp:align>left</wp:align>
+            </wp:positionH>
+            <wp:positionV relativeFrom="paragraph">
+              <wp:align>top</wp:align>
+            </wp:positionV>
+            <wp:extent cx="4212700" cy="1035206"/>
+            <wp:effectExtent l="0" t="0" r="0" b="0"/>
+            <wp:wrapSquare wrapText="bothSides"/>
+            <wp:docPr id="12" name="Picture 12"/>
+            <wp:cNvGraphicFramePr>
+              <a:graphicFrameLocks xmlns:a="http://schemas.openxmlformats.org/drawingml/2006/main" noChangeAspect="1"/>
+            </wp:cNvGraphicFramePr>
+            <a:graphic xmlns:a="http://schemas.openxmlformats.org/drawingml/2006/main">
+              <a:graphicData uri="http://schemas.openxmlformats.org/drawingml/2006/picture">
+                <pic:pic xmlns:pic="http://schemas.openxmlformats.org/drawingml/2006/picture">
+                  <pic:nvPicPr>
+                    <pic:cNvPr id="1" name=""/>
+                    <pic:cNvPicPr/>
+                  </pic:nvPicPr>
+                  <pic:blipFill>
+                    <a:blip r:embed="rId14" cstate="print">
+                      <a:extLst>
+                        <a:ext uri="{28A0092B-C50C-407E-A947-70E740481C1C}">
+                          <a14:useLocalDpi xmlns:a14="http://schemas.microsoft.com/office/drawing/2010/main" val="0"/>
+                        </a:ext>
+                      </a:extLst>
+                    </a:blip>
+                    <a:stretch>
+                      <a:fillRect/>
+                    </a:stretch>
+                  </pic:blipFill>
+                  <pic:spPr>
+                    <a:xfrm>
+                      <a:off x="0" y="0"/>
+                      <a:ext cx="4212700" cy="1035206"/>
+                    </a:xfrm>
+                    <a:prstGeom prst="rect">
+                      <a:avLst/>
+                    </a:prstGeom>
+                  </pic:spPr>
+                </pic:pic>
+              </a:graphicData>
+            </a:graphic>
+          </wp:anchor>
+        </w:drawing>
+      </w:r>
+      <w:r>
+        <w:rPr>
+          <w:b/>
+          <w:lang w:val="ru-RU"/>
+        </w:rPr>
+        <w:br w:type="textWrapping" w:clear="all"/>
+      </w:r>
+    </w:p>
+    <w:p>
+      <w:pPr>
+        <w:rPr>
+          <w:b/>
+          <w:lang w:val="ru-RU"/>
+        </w:rPr>
+      </w:pPr>
+    </w:p>
+    <w:p>
+      <w:pPr>
+        <w:rPr>
+          <w:b/>
+          <w:lang w:val="ru-RU"/>
+        </w:rPr>
+      </w:pPr>
+    </w:p>
+    <w:p>
+      <w:pPr>
+        <w:rPr>
+          <w:b/>
+          <w:lang w:val="ru-RU"/>
+        </w:rPr>
+      </w:pPr>
+    </w:p>
+    <w:p>
+      <w:pPr>
+        <w:rPr>
+          <w:b/>
+          <w:lang w:val="ru-RU"/>
+        </w:rPr>
+      </w:pPr>
+      <w:r>
+        <w:rPr>
+          <w:b/>
+          <w:lang w:val="ru-RU"/>
+        </w:rPr>
+        <w:t xml:space="preserve"> </w:t>
+      </w:r>
+    </w:p>
+    <w:p>
+      <w:pPr>
+        <w:rPr>
+          <w:b/>
+          <w:lang w:val="en-US"/>
+        </w:rPr>
+      </w:pPr>
+      <w:r>
+        <w:rPr>
+          <w:b/>
+          <w:lang w:val="ru-RU"/>
+        </w:rPr>
+        <w:lastRenderedPageBreak/>
+        <w:t xml:space="preserve">Но следует отметить что для получения элементов  массива лучше всего использовать </w:t>
+      </w:r>
+      <w:proofErr w:type="spellStart"/>
+      <w:r>
+        <w:rPr>
+          <w:b/>
+          <w:lang w:val="en-US"/>
+        </w:rPr>
+        <w:t>forEach</w:t>
+      </w:r>
+      <w:proofErr w:type="spellEnd"/>
+      <w:r>
+        <w:rPr>
+          <w:b/>
+          <w:lang w:val="en-US"/>
+        </w:rPr>
+        <w:t xml:space="preserve"> </w:t>
+      </w:r>
+    </w:p>
+    <w:p>
+      <w:pPr>
+        <w:rPr>
+          <w:b/>
+          <w:lang w:val="en-US"/>
+        </w:rPr>
+      </w:pPr>
+      <w:r>
+        <w:rPr>
+          <w:b/>
+          <w:lang w:val="ru-RU"/>
+        </w:rPr>
+        <w:drawing>
+          <wp:inline distT="0" distB="0" distL="0" distR="0" wp14:anchorId="2E45D075" wp14:editId="475ADCC3">
+            <wp:extent cx="2907419" cy="1431483"/>
+            <wp:effectExtent l="0" t="0" r="7620" b="0"/>
+            <wp:docPr id="13" name="Picture 13"/>
+            <wp:cNvGraphicFramePr>
+              <a:graphicFrameLocks xmlns:a="http://schemas.openxmlformats.org/drawingml/2006/main" noChangeAspect="1"/>
+            </wp:cNvGraphicFramePr>
+            <a:graphic xmlns:a="http://schemas.openxmlformats.org/drawingml/2006/main">
+              <a:graphicData uri="http://schemas.openxmlformats.org/drawingml/2006/picture">
+                <pic:pic xmlns:pic="http://schemas.openxmlformats.org/drawingml/2006/picture">
+                  <pic:nvPicPr>
+                    <pic:cNvPr id="1" name=""/>
+                    <pic:cNvPicPr/>
+                  </pic:nvPicPr>
+                  <pic:blipFill>
+                    <a:blip r:embed="rId15"/>
+                    <a:stretch>
+                      <a:fillRect/>
+                    </a:stretch>
+                  </pic:blipFill>
+                  <pic:spPr>
+                    <a:xfrm>
+                      <a:off x="0" y="0"/>
+                      <a:ext cx="2917809" cy="1436599"/>
+                    </a:xfrm>
+                    <a:prstGeom prst="rect">
+                      <a:avLst/>
+                    </a:prstGeom>
+                  </pic:spPr>
+                </pic:pic>
+              </a:graphicData>
+            </a:graphic>
+          </wp:inline>
+        </w:drawing>
       </w:r>
       <w:bookmarkStart w:id="0" w:name="_GoBack"/>
       <w:bookmarkEnd w:id="0"/>
-      <w:r>
-        <w:rPr>
-          <w:i/>
-          <w:lang w:val="ru-RU"/>
-        </w:rPr>
-        <w:t>з</w:t>
-      </w:r>
-      <w:r>
-        <w:rPr>
-          <w:i/>
-          <w:lang w:val="ru-RU"/>
-        </w:rPr>
-        <w:t xml:space="preserve"> свойств</w:t>
-      </w:r>
-      <w:r>
-        <w:rPr>
-          <w:i/>
-          <w:lang w:val="ru-RU"/>
-        </w:rPr>
-        <w:t xml:space="preserve"> </w:t>
-      </w:r>
-      <w:proofErr w:type="spellStart"/>
-      <w:r>
-        <w:rPr>
-          <w:i/>
-          <w:lang w:val="en-US"/>
-        </w:rPr>
-        <w:t>userProfile</w:t>
-      </w:r>
-      <w:proofErr w:type="spellEnd"/>
-      <w:r>
-        <w:rPr>
-          <w:i/>
-          <w:lang w:val="en-US"/>
-        </w:rPr>
-        <w:t>.</w:t>
-      </w:r>
-    </w:p>
-    <w:p>
-      <w:pPr>
-        <w:rPr>
-          <w:lang w:val="ru-RU"/>
-        </w:rPr>
-      </w:pPr>
-    </w:p>
-    <w:p>
-      <w:pPr>
-        <w:rPr>
-          <w:lang w:val="ru-RU"/>
-        </w:rPr>
-      </w:pPr>
-    </w:p>
-    <w:p>
-      <w:pPr>
-        <w:rPr>
-          <w:lang w:val="ru-RU"/>
-        </w:rPr>
-      </w:pPr>
-    </w:p>
-    <w:p>
-      <w:pPr>
-        <w:rPr>
-          <w:lang w:val="ru-RU"/>
-        </w:rPr>
-      </w:pPr>
-    </w:p>
-    <w:p>
-      <w:pPr>
-        <w:rPr>
-          <w:lang w:val="ru-RU"/>
-        </w:rPr>
-      </w:pPr>
-    </w:p>
-    <w:p>
-      <w:pPr>
-        <w:rPr>
-          <w:lang w:val="ru-RU"/>
-        </w:rPr>
-      </w:pPr>
-    </w:p>
-    <w:p>
-      <w:pPr>
-        <w:ind w:firstLine="708"/>
-        <w:rPr>
-          <w:lang w:val="ru-RU"/>
-        </w:rPr>
-      </w:pPr>
-    </w:p>
-    <w:p>
-      <w:pPr>
-        <w:ind w:firstLine="708"/>
-        <w:rPr>
-          <w:lang w:val="en-US"/>
-        </w:rPr>
-      </w:pPr>
-      <w:r>
-        <w:rPr>
-          <w:lang w:val="ru-RU"/>
-        </w:rPr>
-        <w:br w:type="textWrapping" w:clear="all"/>
+    </w:p>
+    <w:p>
+      <w:pPr>
+        <w:rPr>
+          <w:b/>
+          <w:lang w:val="ru-RU"/>
+        </w:rPr>
+      </w:pPr>
+      <w:r>
+        <w:rPr>
+          <w:b/>
+          <w:lang w:val="ru-RU"/>
+        </w:rPr>
+        <w:t xml:space="preserve">Следует отметить что </w:t>
+      </w:r>
+      <w:r>
+        <w:rPr>
+          <w:b/>
+          <w:color w:val="FF0000"/>
+          <w:lang w:val="en-US"/>
+        </w:rPr>
+        <w:t xml:space="preserve">for of </w:t>
+      </w:r>
+      <w:r>
+        <w:rPr>
+          <w:b/>
+          <w:color w:val="FF0000"/>
+          <w:lang w:val="ru-RU"/>
+        </w:rPr>
+        <w:t xml:space="preserve">нельзя </w:t>
+      </w:r>
+      <w:r>
+        <w:rPr>
+          <w:b/>
+          <w:lang w:val="ru-RU"/>
+        </w:rPr>
+        <w:t xml:space="preserve">использовать для </w:t>
+      </w:r>
+      <w:r>
+        <w:rPr>
+          <w:b/>
+          <w:color w:val="FF0000"/>
+          <w:lang w:val="ru-RU"/>
+        </w:rPr>
+        <w:t>обьектов!!</w:t>
       </w:r>
     </w:p>
     <w:sectPr>

--- a/Java Script.docx
+++ b/Java Script.docx
@@ -99,7 +99,7 @@
                     <pic:cNvPicPr/>
                   </pic:nvPicPr>
                   <pic:blipFill>
-                    <a:blip r:embed="rId4" cstate="print">
+                    <a:blip r:embed="rId5" cstate="print">
                       <a:extLst>
                         <a:ext uri="{28A0092B-C50C-407E-A947-70E740481C1C}">
                           <a14:useLocalDpi xmlns:a14="http://schemas.microsoft.com/office/drawing/2010/main" val="0"/>
@@ -273,7 +273,7 @@
                     <pic:cNvPicPr/>
                   </pic:nvPicPr>
                   <pic:blipFill>
-                    <a:blip r:embed="rId5"/>
+                    <a:blip r:embed="rId6"/>
                     <a:stretch>
                       <a:fillRect/>
                     </a:stretch>
@@ -378,393 +378,6 @@
             <wp:extent cx="3945007" cy="1895579"/>
             <wp:effectExtent l="0" t="0" r="0" b="0"/>
             <wp:docPr id="5" name="Picture 5"/>
-            <wp:cNvGraphicFramePr>
-              <a:graphicFrameLocks xmlns:a="http://schemas.openxmlformats.org/drawingml/2006/main" noChangeAspect="1"/>
-            </wp:cNvGraphicFramePr>
-            <a:graphic xmlns:a="http://schemas.openxmlformats.org/drawingml/2006/main">
-              <a:graphicData uri="http://schemas.openxmlformats.org/drawingml/2006/picture">
-                <pic:pic xmlns:pic="http://schemas.openxmlformats.org/drawingml/2006/picture">
-                  <pic:nvPicPr>
-                    <pic:cNvPr id="1" name=""/>
-                    <pic:cNvPicPr/>
-                  </pic:nvPicPr>
-                  <pic:blipFill>
-                    <a:blip r:embed="rId6"/>
-                    <a:stretch>
-                      <a:fillRect/>
-                    </a:stretch>
-                  </pic:blipFill>
-                  <pic:spPr>
-                    <a:xfrm>
-                      <a:off x="0" y="0"/>
-                      <a:ext cx="3963351" cy="1904393"/>
-                    </a:xfrm>
-                    <a:prstGeom prst="rect">
-                      <a:avLst/>
-                    </a:prstGeom>
-                  </pic:spPr>
-                </pic:pic>
-              </a:graphicData>
-            </a:graphic>
-          </wp:inline>
-        </w:drawing>
-      </w:r>
-    </w:p>
-    <w:p>
-      <w:pPr>
-        <w:rPr>
-          <w:i/>
-          <w:lang w:val="en-US"/>
-        </w:rPr>
-      </w:pPr>
-      <w:r>
-        <w:rPr>
-          <w:i/>
-          <w:lang w:val="ru-RU"/>
-        </w:rPr>
-        <w:t>В этом случае</w:t>
-      </w:r>
-      <w:r>
-        <w:rPr>
-          <w:i/>
-          <w:lang w:val="en-US"/>
-        </w:rPr>
-        <w:t xml:space="preserve"> </w:t>
-      </w:r>
-      <w:r>
-        <w:rPr>
-          <w:i/>
-          <w:lang w:val="ru-RU"/>
-        </w:rPr>
-        <w:t xml:space="preserve">в функцию </w:t>
-      </w:r>
-      <w:proofErr w:type="spellStart"/>
-      <w:r>
-        <w:rPr>
-          <w:i/>
-          <w:lang w:val="en-US"/>
-        </w:rPr>
-        <w:t>userInfo</w:t>
-      </w:r>
-      <w:proofErr w:type="spellEnd"/>
-      <w:r>
-        <w:rPr>
-          <w:i/>
-          <w:lang w:val="ru-RU"/>
-        </w:rPr>
-        <w:t xml:space="preserve"> отправляется обьект </w:t>
-      </w:r>
-      <w:proofErr w:type="spellStart"/>
-      <w:r>
-        <w:rPr>
-          <w:i/>
-          <w:lang w:val="en-US"/>
-        </w:rPr>
-        <w:t>userProfile</w:t>
-      </w:r>
-      <w:proofErr w:type="spellEnd"/>
-      <w:r>
-        <w:rPr>
-          <w:i/>
-          <w:lang w:val="en-US"/>
-        </w:rPr>
-        <w:t xml:space="preserve"> </w:t>
-      </w:r>
-      <w:r>
-        <w:rPr>
-          <w:i/>
-          <w:lang w:val="ru-RU"/>
-        </w:rPr>
-        <w:t xml:space="preserve">и к </w:t>
-      </w:r>
-      <w:r>
-        <w:rPr>
-          <w:i/>
-          <w:lang w:val="ru-RU"/>
-        </w:rPr>
-        <w:t>переменным</w:t>
-      </w:r>
-      <w:r>
-        <w:rPr>
-          <w:i/>
-          <w:lang w:val="ru-RU"/>
-        </w:rPr>
-        <w:t xml:space="preserve"> расположенным внутри функции </w:t>
-      </w:r>
-      <w:r>
-        <w:rPr>
-          <w:i/>
-          <w:lang w:val="en-US"/>
-        </w:rPr>
-        <w:t>(</w:t>
-      </w:r>
-      <w:proofErr w:type="spellStart"/>
-      <w:r>
-        <w:rPr>
-          <w:i/>
-          <w:lang w:val="en-US"/>
-        </w:rPr>
-        <w:t>name,commentsQuantity</w:t>
-      </w:r>
-      <w:proofErr w:type="spellEnd"/>
-      <w:r>
-        <w:rPr>
-          <w:i/>
-          <w:lang w:val="en-US"/>
-        </w:rPr>
-        <w:t>)</w:t>
-      </w:r>
-      <w:r>
-        <w:rPr>
-          <w:i/>
-          <w:lang w:val="ru-RU"/>
-        </w:rPr>
-        <w:t xml:space="preserve"> </w:t>
-      </w:r>
-      <w:r>
-        <w:rPr>
-          <w:i/>
-          <w:lang w:val="ru-RU"/>
-        </w:rPr>
-        <w:t>присваивается значение из</w:t>
-      </w:r>
-      <w:r>
-        <w:rPr>
-          <w:i/>
-          <w:lang w:val="ru-RU"/>
-        </w:rPr>
-        <w:t xml:space="preserve"> свойств</w:t>
-      </w:r>
-      <w:r>
-        <w:rPr>
-          <w:i/>
-          <w:lang w:val="ru-RU"/>
-        </w:rPr>
-        <w:t xml:space="preserve"> </w:t>
-      </w:r>
-      <w:proofErr w:type="spellStart"/>
-      <w:r>
-        <w:rPr>
-          <w:i/>
-          <w:lang w:val="en-US"/>
-        </w:rPr>
-        <w:t>userProfile</w:t>
-      </w:r>
-      <w:proofErr w:type="spellEnd"/>
-      <w:r>
-        <w:rPr>
-          <w:i/>
-          <w:lang w:val="en-US"/>
-        </w:rPr>
-        <w:t>.</w:t>
-      </w:r>
-    </w:p>
-    <w:p>
-      <w:pPr>
-        <w:rPr>
-          <w:lang w:val="ru-RU"/>
-        </w:rPr>
-      </w:pPr>
-    </w:p>
-    <w:p>
-      <w:pPr>
-        <w:jc w:val="center"/>
-        <w:rPr>
-          <w:b/>
-          <w:lang w:val="ru-RU"/>
-        </w:rPr>
-      </w:pPr>
-    </w:p>
-    <w:p>
-      <w:pPr>
-        <w:jc w:val="center"/>
-        <w:rPr>
-          <w:b/>
-          <w:lang w:val="ru-RU"/>
-        </w:rPr>
-      </w:pPr>
-    </w:p>
-    <w:p>
-      <w:pPr>
-        <w:jc w:val="center"/>
-        <w:rPr>
-          <w:b/>
-          <w:lang w:val="ru-RU"/>
-        </w:rPr>
-      </w:pPr>
-    </w:p>
-    <w:p>
-      <w:pPr>
-        <w:jc w:val="center"/>
-        <w:rPr>
-          <w:b/>
-          <w:lang w:val="ru-RU"/>
-        </w:rPr>
-      </w:pPr>
-    </w:p>
-    <w:p>
-      <w:pPr>
-        <w:jc w:val="center"/>
-        <w:rPr>
-          <w:b/>
-          <w:lang w:val="ru-RU"/>
-        </w:rPr>
-      </w:pPr>
-    </w:p>
-    <w:p>
-      <w:pPr>
-        <w:jc w:val="center"/>
-        <w:rPr>
-          <w:b/>
-          <w:lang w:val="ru-RU"/>
-        </w:rPr>
-      </w:pPr>
-      <w:r>
-        <w:rPr>
-          <w:b/>
-          <w:lang w:val="ru-RU"/>
-        </w:rPr>
-        <w:lastRenderedPageBreak/>
-        <w:t>Тернарный оператор</w:t>
-      </w:r>
-    </w:p>
-    <w:p>
-      <w:pPr>
-        <w:rPr>
-          <w:lang w:val="ru-RU"/>
-        </w:rPr>
-      </w:pPr>
-    </w:p>
-    <w:p>
-      <w:pPr>
-        <w:rPr>
-          <w:lang w:val="en-US"/>
-        </w:rPr>
-      </w:pPr>
-      <w:r>
-        <w:rPr>
-          <w:lang w:val="ru-RU"/>
-        </w:rPr>
-        <w:t>Общий вид выражения</w:t>
-      </w:r>
-      <w:r>
-        <w:rPr>
-          <w:lang w:val="en-US"/>
-        </w:rPr>
-        <w:t>:</w:t>
-      </w:r>
-    </w:p>
-    <w:p>
-      <w:pPr>
-        <w:rPr>
-          <w:b/>
-          <w:i/>
-          <w:color w:val="FF0000"/>
-          <w:lang w:val="ru-RU"/>
-        </w:rPr>
-      </w:pPr>
-      <w:r>
-        <w:rPr>
-          <w:b/>
-          <w:i/>
-          <w:color w:val="FF0000"/>
-          <w:lang w:val="ru-RU"/>
-        </w:rPr>
-        <w:t xml:space="preserve">Условие ? выражение 1 : выражение 2 </w:t>
-      </w:r>
-    </w:p>
-    <w:p>
-      <w:pPr>
-        <w:rPr>
-          <w:i/>
-          <w:lang w:val="ru-RU"/>
-        </w:rPr>
-      </w:pPr>
-      <w:r>
-        <w:rPr>
-          <w:i/>
-          <w:lang w:val="ru-RU"/>
-        </w:rPr>
-        <w:t xml:space="preserve">Принцип работы: согласно условию если </w:t>
-      </w:r>
-      <w:r>
-        <w:rPr>
-          <w:b/>
-          <w:i/>
-          <w:lang w:val="ru-RU"/>
-        </w:rPr>
-        <w:t>выражение 1</w:t>
-      </w:r>
-      <w:r>
-        <w:rPr>
-          <w:i/>
-          <w:lang w:val="ru-RU"/>
-        </w:rPr>
-        <w:t xml:space="preserve"> </w:t>
-      </w:r>
-      <w:r>
-        <w:rPr>
-          <w:i/>
-          <w:color w:val="FF0000"/>
-          <w:lang w:val="ru-RU"/>
-        </w:rPr>
-        <w:t xml:space="preserve">выполняется </w:t>
-      </w:r>
-      <w:r>
-        <w:rPr>
-          <w:i/>
-          <w:lang w:val="ru-RU"/>
-        </w:rPr>
-        <w:t xml:space="preserve">то печатается </w:t>
-      </w:r>
-      <w:r>
-        <w:rPr>
-          <w:b/>
-          <w:i/>
-          <w:lang w:val="ru-RU"/>
-        </w:rPr>
-        <w:t>выражение 1</w:t>
-      </w:r>
-      <w:r>
-        <w:rPr>
-          <w:i/>
-          <w:lang w:val="ru-RU"/>
-        </w:rPr>
-        <w:t xml:space="preserve"> если нет то </w:t>
-      </w:r>
-      <w:r>
-        <w:rPr>
-          <w:b/>
-          <w:i/>
-          <w:lang w:val="ru-RU"/>
-        </w:rPr>
-        <w:t>выражение 2</w:t>
-      </w:r>
-      <w:r>
-        <w:rPr>
-          <w:i/>
-          <w:lang w:val="ru-RU"/>
-        </w:rPr>
-        <w:t xml:space="preserve"> </w:t>
-      </w:r>
-    </w:p>
-    <w:p>
-      <w:pPr>
-        <w:rPr>
-          <w:i/>
-          <w:lang w:val="ru-RU"/>
-        </w:rPr>
-      </w:pPr>
-      <w:r>
-        <w:rPr>
-          <w:i/>
-          <w:lang w:val="ru-RU"/>
-        </w:rPr>
-        <w:drawing>
-          <wp:inline distT="0" distB="0" distL="0" distR="0" wp14:anchorId="51D67E98" wp14:editId="65397BD5">
-            <wp:extent cx="3580599" cy="1286096"/>
-            <wp:effectExtent l="0" t="0" r="1270" b="9525"/>
-            <wp:docPr id="4" name="Picture 4"/>
             <wp:cNvGraphicFramePr>
               <a:graphicFrameLocks xmlns:a="http://schemas.openxmlformats.org/drawingml/2006/main" noChangeAspect="1"/>
             </wp:cNvGraphicFramePr>
@@ -784,7 +397,7 @@
                   <pic:spPr>
                     <a:xfrm>
                       <a:off x="0" y="0"/>
-                      <a:ext cx="3657314" cy="1313651"/>
+                      <a:ext cx="3963351" cy="1904393"/>
                     </a:xfrm>
                     <a:prstGeom prst="rect">
                       <a:avLst/>
@@ -800,72 +413,359 @@
     <w:p>
       <w:pPr>
         <w:rPr>
-          <w:lang w:val="en-US"/>
-        </w:rPr>
-      </w:pPr>
-    </w:p>
-    <w:p>
-      <w:pPr>
-        <w:rPr>
-          <w:lang w:val="en-US"/>
-        </w:rPr>
-      </w:pPr>
-    </w:p>
-    <w:p>
-      <w:pPr>
-        <w:rPr>
-          <w:lang w:val="en-US"/>
-        </w:rPr>
-      </w:pPr>
-    </w:p>
-    <w:p>
-      <w:pPr>
-        <w:ind w:firstLine="708"/>
-        <w:rPr>
-          <w:b/>
-          <w:lang w:val="en-US"/>
-        </w:rPr>
-      </w:pPr>
-      <w:r>
-        <w:rPr>
-          <w:b/>
-          <w:lang w:val="en-US"/>
-        </w:rPr>
-        <w:t xml:space="preserve">                                                       </w:t>
-      </w:r>
-      <w:r>
-        <w:rPr>
-          <w:b/>
-          <w:lang w:val="ru-RU"/>
-        </w:rPr>
-        <w:t xml:space="preserve">Типы Циклов в </w:t>
-      </w:r>
-      <w:r>
-        <w:rPr>
-          <w:b/>
-          <w:lang w:val="en-US"/>
-        </w:rPr>
-        <w:t>Java Script</w:t>
-      </w:r>
-    </w:p>
-    <w:p>
-      <w:pPr>
-        <w:ind w:firstLine="708"/>
-        <w:rPr>
-          <w:b/>
-          <w:lang w:val="en-US"/>
-        </w:rPr>
-      </w:pPr>
-      <w:r>
-        <w:rPr>
-          <w:b/>
-          <w:lang w:val="en-US"/>
+          <w:i/>
+          <w:lang w:val="en-US"/>
+        </w:rPr>
+      </w:pPr>
+      <w:r>
+        <w:rPr>
+          <w:i/>
+          <w:lang w:val="ru-RU"/>
+        </w:rPr>
+        <w:t>В этом случае</w:t>
+      </w:r>
+      <w:r>
+        <w:rPr>
+          <w:i/>
+          <w:lang w:val="en-US"/>
+        </w:rPr>
+        <w:t xml:space="preserve"> </w:t>
+      </w:r>
+      <w:r>
+        <w:rPr>
+          <w:i/>
+          <w:lang w:val="ru-RU"/>
+        </w:rPr>
+        <w:t xml:space="preserve">в функцию </w:t>
+      </w:r>
+      <w:proofErr w:type="spellStart"/>
+      <w:r>
+        <w:rPr>
+          <w:i/>
+          <w:lang w:val="en-US"/>
+        </w:rPr>
+        <w:t>userInfo</w:t>
+      </w:r>
+      <w:proofErr w:type="spellEnd"/>
+      <w:r>
+        <w:rPr>
+          <w:i/>
+          <w:lang w:val="ru-RU"/>
+        </w:rPr>
+        <w:t xml:space="preserve"> отправляется обьект </w:t>
+      </w:r>
+      <w:proofErr w:type="spellStart"/>
+      <w:r>
+        <w:rPr>
+          <w:i/>
+          <w:lang w:val="en-US"/>
+        </w:rPr>
+        <w:t>userProfile</w:t>
+      </w:r>
+      <w:proofErr w:type="spellEnd"/>
+      <w:r>
+        <w:rPr>
+          <w:i/>
+          <w:lang w:val="en-US"/>
+        </w:rPr>
+        <w:t xml:space="preserve"> </w:t>
+      </w:r>
+      <w:r>
+        <w:rPr>
+          <w:i/>
+          <w:lang w:val="ru-RU"/>
+        </w:rPr>
+        <w:t xml:space="preserve">и к </w:t>
+      </w:r>
+      <w:r>
+        <w:rPr>
+          <w:i/>
+          <w:lang w:val="ru-RU"/>
+        </w:rPr>
+        <w:t>переменным</w:t>
+      </w:r>
+      <w:r>
+        <w:rPr>
+          <w:i/>
+          <w:lang w:val="ru-RU"/>
+        </w:rPr>
+        <w:t xml:space="preserve"> расположенным внутри функции </w:t>
+      </w:r>
+      <w:r>
+        <w:rPr>
+          <w:i/>
+          <w:lang w:val="en-US"/>
+        </w:rPr>
+        <w:t>(</w:t>
+      </w:r>
+      <w:proofErr w:type="spellStart"/>
+      <w:r>
+        <w:rPr>
+          <w:i/>
+          <w:lang w:val="en-US"/>
+        </w:rPr>
+        <w:t>name,commentsQuantity</w:t>
+      </w:r>
+      <w:proofErr w:type="spellEnd"/>
+      <w:r>
+        <w:rPr>
+          <w:i/>
+          <w:lang w:val="en-US"/>
+        </w:rPr>
+        <w:t>)</w:t>
+      </w:r>
+      <w:r>
+        <w:rPr>
+          <w:i/>
+          <w:lang w:val="ru-RU"/>
+        </w:rPr>
+        <w:t xml:space="preserve"> </w:t>
+      </w:r>
+      <w:r>
+        <w:rPr>
+          <w:i/>
+          <w:lang w:val="ru-RU"/>
+        </w:rPr>
+        <w:t>присваивается значение из</w:t>
+      </w:r>
+      <w:r>
+        <w:rPr>
+          <w:i/>
+          <w:lang w:val="ru-RU"/>
+        </w:rPr>
+        <w:t xml:space="preserve"> свойств</w:t>
+      </w:r>
+      <w:r>
+        <w:rPr>
+          <w:i/>
+          <w:lang w:val="ru-RU"/>
+        </w:rPr>
+        <w:t xml:space="preserve"> </w:t>
+      </w:r>
+      <w:proofErr w:type="spellStart"/>
+      <w:r>
+        <w:rPr>
+          <w:i/>
+          <w:lang w:val="en-US"/>
+        </w:rPr>
+        <w:t>userProfile</w:t>
+      </w:r>
+      <w:proofErr w:type="spellEnd"/>
+      <w:r>
+        <w:rPr>
+          <w:i/>
+          <w:lang w:val="en-US"/>
+        </w:rPr>
+        <w:t>.</w:t>
+      </w:r>
+    </w:p>
+    <w:p>
+      <w:pPr>
+        <w:rPr>
+          <w:lang w:val="ru-RU"/>
+        </w:rPr>
+      </w:pPr>
+    </w:p>
+    <w:p>
+      <w:pPr>
+        <w:jc w:val="center"/>
+        <w:rPr>
+          <w:b/>
+          <w:lang w:val="ru-RU"/>
+        </w:rPr>
+      </w:pPr>
+    </w:p>
+    <w:p>
+      <w:pPr>
+        <w:jc w:val="center"/>
+        <w:rPr>
+          <w:b/>
+          <w:lang w:val="ru-RU"/>
+        </w:rPr>
+      </w:pPr>
+    </w:p>
+    <w:p>
+      <w:pPr>
+        <w:jc w:val="center"/>
+        <w:rPr>
+          <w:b/>
+          <w:lang w:val="ru-RU"/>
+        </w:rPr>
+      </w:pPr>
+    </w:p>
+    <w:p>
+      <w:pPr>
+        <w:jc w:val="center"/>
+        <w:rPr>
+          <w:b/>
+          <w:lang w:val="ru-RU"/>
+        </w:rPr>
+      </w:pPr>
+    </w:p>
+    <w:p>
+      <w:pPr>
+        <w:jc w:val="center"/>
+        <w:rPr>
+          <w:b/>
+          <w:lang w:val="ru-RU"/>
+        </w:rPr>
+      </w:pPr>
+    </w:p>
+    <w:p>
+      <w:pPr>
+        <w:jc w:val="center"/>
+        <w:rPr>
+          <w:b/>
+          <w:lang w:val="ru-RU"/>
+        </w:rPr>
+      </w:pPr>
+      <w:r>
+        <w:rPr>
+          <w:b/>
+          <w:lang w:val="ru-RU"/>
+        </w:rPr>
+        <w:lastRenderedPageBreak/>
+        <w:t>Тернарный оператор</w:t>
+      </w:r>
+    </w:p>
+    <w:p>
+      <w:pPr>
+        <w:rPr>
+          <w:lang w:val="ru-RU"/>
+        </w:rPr>
+      </w:pPr>
+    </w:p>
+    <w:p>
+      <w:pPr>
+        <w:rPr>
+          <w:lang w:val="en-US"/>
+        </w:rPr>
+      </w:pPr>
+      <w:r>
+        <w:rPr>
+          <w:lang w:val="ru-RU"/>
+        </w:rPr>
+        <w:t>Общий вид выражения</w:t>
+      </w:r>
+      <w:r>
+        <w:rPr>
+          <w:lang w:val="en-US"/>
+        </w:rPr>
+        <w:t>:</w:t>
+      </w:r>
+    </w:p>
+    <w:p>
+      <w:pPr>
+        <w:rPr>
+          <w:b/>
+          <w:i/>
+          <w:color w:val="FF0000"/>
+          <w:lang w:val="ru-RU"/>
+        </w:rPr>
+      </w:pPr>
+      <w:r>
+        <w:rPr>
+          <w:b/>
+          <w:i/>
+          <w:color w:val="FF0000"/>
+          <w:lang w:val="ru-RU"/>
+        </w:rPr>
+        <w:t xml:space="preserve">Условие ? выражение 1 : выражение 2 </w:t>
+      </w:r>
+    </w:p>
+    <w:p>
+      <w:pPr>
+        <w:rPr>
+          <w:i/>
+          <w:lang w:val="ru-RU"/>
+        </w:rPr>
+      </w:pPr>
+      <w:r>
+        <w:rPr>
+          <w:i/>
+          <w:lang w:val="ru-RU"/>
+        </w:rPr>
+        <w:t xml:space="preserve">Принцип работы: согласно условию если </w:t>
+      </w:r>
+      <w:r>
+        <w:rPr>
+          <w:b/>
+          <w:i/>
+          <w:lang w:val="ru-RU"/>
+        </w:rPr>
+        <w:t>выражение 1</w:t>
+      </w:r>
+      <w:r>
+        <w:rPr>
+          <w:i/>
+          <w:lang w:val="ru-RU"/>
+        </w:rPr>
+        <w:t xml:space="preserve"> </w:t>
+      </w:r>
+      <w:r>
+        <w:rPr>
+          <w:i/>
+          <w:color w:val="FF0000"/>
+          <w:lang w:val="ru-RU"/>
+        </w:rPr>
+        <w:t xml:space="preserve">выполняется </w:t>
+      </w:r>
+      <w:r>
+        <w:rPr>
+          <w:i/>
+          <w:lang w:val="ru-RU"/>
+        </w:rPr>
+        <w:t xml:space="preserve">то печатается </w:t>
+      </w:r>
+      <w:r>
+        <w:rPr>
+          <w:b/>
+          <w:i/>
+          <w:lang w:val="ru-RU"/>
+        </w:rPr>
+        <w:t>выражение 1</w:t>
+      </w:r>
+      <w:r>
+        <w:rPr>
+          <w:i/>
+          <w:lang w:val="ru-RU"/>
+        </w:rPr>
+        <w:t xml:space="preserve"> если нет то </w:t>
+      </w:r>
+      <w:r>
+        <w:rPr>
+          <w:b/>
+          <w:i/>
+          <w:lang w:val="ru-RU"/>
+        </w:rPr>
+        <w:t>выражение 2</w:t>
+      </w:r>
+      <w:r>
+        <w:rPr>
+          <w:i/>
+          <w:lang w:val="ru-RU"/>
+        </w:rPr>
+        <w:t xml:space="preserve"> </w:t>
+      </w:r>
+    </w:p>
+    <w:p>
+      <w:pPr>
+        <w:rPr>
+          <w:i/>
+          <w:lang w:val="ru-RU"/>
+        </w:rPr>
+      </w:pPr>
+      <w:r>
+        <w:rPr>
+          <w:i/>
+          <w:noProof/>
+          <w:lang w:eastAsia="az-Latn-AZ"/>
         </w:rPr>
         <w:drawing>
-          <wp:inline distT="0" distB="0" distL="0" distR="0" wp14:anchorId="41F64C34" wp14:editId="20D6303D">
-            <wp:extent cx="2795863" cy="1592459"/>
-            <wp:effectExtent l="0" t="0" r="5080" b="8255"/>
-            <wp:docPr id="6" name="Picture 6"/>
+          <wp:inline distT="0" distB="0" distL="0" distR="0" wp14:anchorId="51D67E98" wp14:editId="65397BD5">
+            <wp:extent cx="3580599" cy="1286096"/>
+            <wp:effectExtent l="0" t="0" r="1270" b="9525"/>
+            <wp:docPr id="4" name="Picture 4"/>
             <wp:cNvGraphicFramePr>
               <a:graphicFrameLocks xmlns:a="http://schemas.openxmlformats.org/drawingml/2006/main" noChangeAspect="1"/>
             </wp:cNvGraphicFramePr>
@@ -885,7 +785,7 @@
                   <pic:spPr>
                     <a:xfrm>
                       <a:off x="0" y="0"/>
-                      <a:ext cx="2828429" cy="1611008"/>
+                      <a:ext cx="3657314" cy="1313651"/>
                     </a:xfrm>
                     <a:prstGeom prst="rect">
                       <a:avLst/>
@@ -900,6 +800,27 @@
     </w:p>
     <w:p>
       <w:pPr>
+        <w:rPr>
+          <w:lang w:val="en-US"/>
+        </w:rPr>
+      </w:pPr>
+    </w:p>
+    <w:p>
+      <w:pPr>
+        <w:rPr>
+          <w:lang w:val="en-US"/>
+        </w:rPr>
+      </w:pPr>
+    </w:p>
+    <w:p>
+      <w:pPr>
+        <w:rPr>
+          <w:lang w:val="en-US"/>
+        </w:rPr>
+      </w:pPr>
+    </w:p>
+    <w:p>
+      <w:pPr>
         <w:ind w:firstLine="708"/>
         <w:rPr>
           <w:b/>
@@ -911,7 +832,21 @@
           <w:b/>
           <w:lang w:val="en-US"/>
         </w:rPr>
-        <w:t>***************************************************************************</w:t>
+        <w:t xml:space="preserve">                                                       </w:t>
+      </w:r>
+      <w:r>
+        <w:rPr>
+          <w:b/>
+          <w:lang w:val="ru-RU"/>
+        </w:rPr>
+        <w:t xml:space="preserve">Типы Циклов в </w:t>
+      </w:r>
+      <w:r>
+        <w:rPr>
+          <w:b/>
+          <w:lang w:val="en-US"/>
+        </w:rPr>
+        <w:t>Java Script</w:t>
       </w:r>
     </w:p>
     <w:p>
@@ -922,32 +857,17 @@
           <w:lang w:val="en-US"/>
         </w:rPr>
       </w:pPr>
-    </w:p>
-    <w:p>
-      <w:pPr>
-        <w:ind w:firstLine="708"/>
-        <w:rPr>
-          <w:b/>
-          <w:lang w:val="en-US"/>
-        </w:rPr>
-      </w:pPr>
-      <w:r>
-        <w:rPr>
-          <w:b/>
-          <w:lang w:val="en-US"/>
-        </w:rPr>
-        <w:t xml:space="preserve"> </w:t>
-      </w:r>
-      <w:r>
-        <w:rPr>
-          <w:b/>
-          <w:lang w:val="en-US"/>
+      <w:r>
+        <w:rPr>
+          <w:b/>
+          <w:noProof/>
+          <w:lang w:eastAsia="az-Latn-AZ"/>
         </w:rPr>
         <w:drawing>
-          <wp:inline distT="0" distB="0" distL="0" distR="0" wp14:anchorId="4AF422DF" wp14:editId="50EEEFD4">
-            <wp:extent cx="2879163" cy="1738552"/>
-            <wp:effectExtent l="0" t="0" r="0" b="0"/>
-            <wp:docPr id="7" name="Picture 7"/>
+          <wp:inline distT="0" distB="0" distL="0" distR="0" wp14:anchorId="41F64C34" wp14:editId="20D6303D">
+            <wp:extent cx="2795863" cy="1592459"/>
+            <wp:effectExtent l="0" t="0" r="5080" b="8255"/>
+            <wp:docPr id="6" name="Picture 6"/>
             <wp:cNvGraphicFramePr>
               <a:graphicFrameLocks xmlns:a="http://schemas.openxmlformats.org/drawingml/2006/main" noChangeAspect="1"/>
             </wp:cNvGraphicFramePr>
@@ -967,7 +887,7 @@
                   <pic:spPr>
                     <a:xfrm>
                       <a:off x="0" y="0"/>
-                      <a:ext cx="2939624" cy="1775061"/>
+                      <a:ext cx="2828429" cy="1611008"/>
                     </a:xfrm>
                     <a:prstGeom prst="rect">
                       <a:avLst/>
@@ -985,57 +905,34 @@
         <w:ind w:firstLine="708"/>
         <w:rPr>
           <w:b/>
-          <w:lang w:val="ru-RU"/>
-        </w:rPr>
-      </w:pPr>
-      <w:r>
-        <w:rPr>
-          <w:b/>
-          <w:lang w:val="en-US"/>
-        </w:rPr>
-        <w:t xml:space="preserve">For in – </w:t>
-      </w:r>
-      <w:r>
-        <w:rPr>
-          <w:b/>
-          <w:lang w:val="ru-RU"/>
-        </w:rPr>
-        <w:t xml:space="preserve">в этом цикле </w:t>
-      </w:r>
-      <w:r>
-        <w:rPr>
-          <w:b/>
-          <w:lang w:val="en-US"/>
-        </w:rPr>
-        <w:t xml:space="preserve">log </w:t>
-      </w:r>
-      <w:r>
-        <w:rPr>
-          <w:b/>
-        </w:rPr>
-        <w:t xml:space="preserve">key </w:t>
-      </w:r>
-      <w:r>
-        <w:rPr>
-          <w:b/>
-          <w:lang w:val="ru-RU"/>
-        </w:rPr>
-        <w:t>выводит на печать сами свойства (</w:t>
-      </w:r>
-      <w:r>
-        <w:rPr>
-          <w:b/>
-          <w:lang w:val="en-US"/>
-        </w:rPr>
-        <w:t>point, age, id</w:t>
-      </w:r>
-      <w:r>
-        <w:rPr>
-          <w:b/>
-          <w:lang w:val="ru-RU"/>
-        </w:rPr>
-        <w:t>)</w:t>
-      </w:r>
+          <w:lang w:val="en-US"/>
+        </w:rPr>
+      </w:pPr>
+      <w:r>
+        <w:rPr>
+          <w:b/>
+          <w:lang w:val="en-US"/>
+        </w:rPr>
+        <w:t>***************************************************************************</w:t>
+      </w:r>
+    </w:p>
+    <w:p>
+      <w:pPr>
+        <w:ind w:firstLine="708"/>
+        <w:rPr>
+          <w:b/>
+          <w:lang w:val="en-US"/>
+        </w:rPr>
+      </w:pPr>
+    </w:p>
+    <w:p>
+      <w:pPr>
+        <w:ind w:firstLine="708"/>
+        <w:rPr>
+          <w:b/>
+          <w:lang w:val="en-US"/>
+        </w:rPr>
+      </w:pPr>
       <w:r>
         <w:rPr>
           <w:b/>
@@ -1046,166 +943,14 @@
       <w:r>
         <w:rPr>
           <w:b/>
-          <w:lang w:val="ru-RU"/>
-        </w:rPr>
-        <w:t xml:space="preserve">а </w:t>
-      </w:r>
-      <w:proofErr w:type="gramStart"/>
-      <w:r>
-        <w:rPr>
-          <w:b/>
-        </w:rPr>
-        <w:t>object[</w:t>
-      </w:r>
-      <w:proofErr w:type="gramEnd"/>
-      <w:r>
-        <w:rPr>
-          <w:b/>
-        </w:rPr>
-        <w:t>key]</w:t>
-      </w:r>
-      <w:r>
-        <w:rPr>
-          <w:b/>
-          <w:lang w:val="ru-RU"/>
-        </w:rPr>
-        <w:t xml:space="preserve"> выводит на печать значения эътих свойств обьекта.</w:t>
-      </w:r>
-    </w:p>
-    <w:p>
-      <w:pPr>
-        <w:ind w:firstLine="708"/>
-        <w:rPr>
-          <w:b/>
-          <w:lang w:val="ru-RU"/>
-        </w:rPr>
-      </w:pPr>
-      <w:proofErr w:type="spellStart"/>
-      <w:proofErr w:type="gramStart"/>
-      <w:r>
-        <w:rPr>
-          <w:b/>
-          <w:lang w:val="en-US"/>
-        </w:rPr>
-        <w:lastRenderedPageBreak/>
-        <w:t>forEach</w:t>
-      </w:r>
-      <w:proofErr w:type="spellEnd"/>
-      <w:proofErr w:type="gramEnd"/>
-      <w:r>
-        <w:rPr>
-          <w:b/>
-          <w:lang w:val="en-US"/>
-        </w:rPr>
-        <w:t xml:space="preserve"> – </w:t>
-      </w:r>
-      <w:r>
-        <w:rPr>
-          <w:b/>
-          <w:lang w:val="ru-RU"/>
-        </w:rPr>
-        <w:t>перед использование</w:t>
-      </w:r>
-      <w:r>
-        <w:rPr>
-          <w:b/>
-          <w:lang w:val="ru-RU"/>
-        </w:rPr>
-        <w:t>м</w:t>
-      </w:r>
-      <w:r>
-        <w:rPr>
-          <w:b/>
-          <w:lang w:val="en-US"/>
-        </w:rPr>
-        <w:t xml:space="preserve"> </w:t>
-      </w:r>
-      <w:proofErr w:type="spellStart"/>
-      <w:r>
-        <w:rPr>
-          <w:b/>
-          <w:lang w:val="en-US"/>
-        </w:rPr>
-        <w:t>forEach</w:t>
-      </w:r>
-      <w:proofErr w:type="spellEnd"/>
-      <w:r>
-        <w:rPr>
-          <w:b/>
-        </w:rPr>
-        <w:t xml:space="preserve"> </w:t>
-      </w:r>
-      <w:r>
-        <w:rPr>
-          <w:b/>
-          <w:lang w:val="ru-RU"/>
-        </w:rPr>
-        <w:t xml:space="preserve">мы будем рассматиривать следующие синтаксисы для написания  </w:t>
-      </w:r>
-      <w:r>
-        <w:rPr>
-          <w:b/>
-          <w:lang w:val="en-US"/>
-        </w:rPr>
-        <w:t>keys</w:t>
-      </w:r>
-      <w:r>
-        <w:rPr>
-          <w:b/>
-          <w:lang w:val="ru-RU"/>
-        </w:rPr>
-        <w:t xml:space="preserve"> и </w:t>
-      </w:r>
-      <w:r>
-        <w:rPr>
-          <w:b/>
-          <w:lang w:val="en-US"/>
-        </w:rPr>
-        <w:t>values</w:t>
-      </w:r>
-      <w:r>
-        <w:rPr>
-          <w:b/>
-          <w:lang w:val="ru-RU"/>
-        </w:rPr>
-        <w:t xml:space="preserve">. </w:t>
-      </w:r>
-      <w:r>
-        <w:rPr>
-          <w:b/>
-          <w:color w:val="FF0000"/>
-          <w:lang w:val="ru-RU"/>
-        </w:rPr>
-        <w:t>Оба возвращают массив но имеют отличия!</w:t>
-      </w:r>
-    </w:p>
-    <w:p>
-      <w:pPr>
-        <w:ind w:firstLine="708"/>
-        <w:rPr>
-          <w:b/>
-          <w:lang w:val="en-US"/>
-        </w:rPr>
-      </w:pPr>
-    </w:p>
-    <w:p>
-      <w:pPr>
-        <w:ind w:firstLine="708"/>
-        <w:rPr>
-          <w:b/>
-          <w:lang w:val="en-US"/>
-        </w:rPr>
-      </w:pPr>
-      <w:r>
-        <w:rPr>
-          <w:b/>
-          <w:lang w:val="en-US"/>
+          <w:noProof/>
+          <w:lang w:eastAsia="az-Latn-AZ"/>
         </w:rPr>
         <w:drawing>
-          <wp:inline distT="0" distB="0" distL="0" distR="0" wp14:anchorId="52116357" wp14:editId="6657C050">
-            <wp:extent cx="1964769" cy="687212"/>
+          <wp:inline distT="0" distB="0" distL="0" distR="0" wp14:anchorId="4AF422DF" wp14:editId="50EEEFD4">
+            <wp:extent cx="2879163" cy="1738552"/>
             <wp:effectExtent l="0" t="0" r="0" b="0"/>
-            <wp:docPr id="8" name="Picture 8"/>
+            <wp:docPr id="7" name="Picture 7"/>
             <wp:cNvGraphicFramePr>
               <a:graphicFrameLocks xmlns:a="http://schemas.openxmlformats.org/drawingml/2006/main" noChangeAspect="1"/>
             </wp:cNvGraphicFramePr>
@@ -1225,7 +970,7 @@
                   <pic:spPr>
                     <a:xfrm>
                       <a:off x="0" y="0"/>
-                      <a:ext cx="2015507" cy="704959"/>
+                      <a:ext cx="2939624" cy="1775061"/>
                     </a:xfrm>
                     <a:prstGeom prst="rect">
                       <a:avLst/>
@@ -1237,6 +982,63 @@
           </wp:inline>
         </w:drawing>
       </w:r>
+    </w:p>
+    <w:p>
+      <w:pPr>
+        <w:ind w:firstLine="708"/>
+        <w:rPr>
+          <w:b/>
+          <w:lang w:val="ru-RU"/>
+        </w:rPr>
+      </w:pPr>
+      <w:r>
+        <w:rPr>
+          <w:b/>
+          <w:lang w:val="en-US"/>
+        </w:rPr>
+        <w:t xml:space="preserve">For in – </w:t>
+      </w:r>
+      <w:r>
+        <w:rPr>
+          <w:b/>
+          <w:lang w:val="ru-RU"/>
+        </w:rPr>
+        <w:t xml:space="preserve">в этом цикле </w:t>
+      </w:r>
+      <w:r>
+        <w:rPr>
+          <w:b/>
+          <w:lang w:val="en-US"/>
+        </w:rPr>
+        <w:t xml:space="preserve">log </w:t>
+      </w:r>
+      <w:r>
+        <w:rPr>
+          <w:b/>
+        </w:rPr>
+        <w:t xml:space="preserve">key </w:t>
+      </w:r>
+      <w:r>
+        <w:rPr>
+          <w:b/>
+          <w:lang w:val="ru-RU"/>
+        </w:rPr>
+        <w:t>выводит на печать сами свойства (</w:t>
+      </w:r>
+      <w:r>
+        <w:rPr>
+          <w:b/>
+          <w:lang w:val="en-US"/>
+        </w:rPr>
+        <w:t>point, age, id</w:t>
+      </w:r>
+      <w:r>
+        <w:rPr>
+          <w:b/>
+          <w:lang w:val="ru-RU"/>
+        </w:rPr>
+        <w:t>)</w:t>
+      </w:r>
       <w:r>
         <w:rPr>
           <w:b/>
@@ -1247,13 +1049,167 @@
       <w:r>
         <w:rPr>
           <w:b/>
-          <w:lang w:val="en-US"/>
+          <w:lang w:val="ru-RU"/>
+        </w:rPr>
+        <w:t xml:space="preserve">а </w:t>
+      </w:r>
+      <w:proofErr w:type="gramStart"/>
+      <w:r>
+        <w:rPr>
+          <w:b/>
+        </w:rPr>
+        <w:t>object[</w:t>
+      </w:r>
+      <w:proofErr w:type="gramEnd"/>
+      <w:r>
+        <w:rPr>
+          <w:b/>
+        </w:rPr>
+        <w:t>key]</w:t>
+      </w:r>
+      <w:r>
+        <w:rPr>
+          <w:b/>
+          <w:lang w:val="ru-RU"/>
+        </w:rPr>
+        <w:t xml:space="preserve"> выводит на печать значения эътих свойств обьекта.</w:t>
+      </w:r>
+    </w:p>
+    <w:p>
+      <w:pPr>
+        <w:ind w:firstLine="708"/>
+        <w:rPr>
+          <w:b/>
+          <w:lang w:val="ru-RU"/>
+        </w:rPr>
+      </w:pPr>
+      <w:proofErr w:type="spellStart"/>
+      <w:proofErr w:type="gramStart"/>
+      <w:r>
+        <w:rPr>
+          <w:b/>
+          <w:lang w:val="en-US"/>
+        </w:rPr>
+        <w:lastRenderedPageBreak/>
+        <w:t>forEach</w:t>
+      </w:r>
+      <w:proofErr w:type="spellEnd"/>
+      <w:proofErr w:type="gramEnd"/>
+      <w:r>
+        <w:rPr>
+          <w:b/>
+          <w:lang w:val="en-US"/>
+        </w:rPr>
+        <w:t xml:space="preserve"> – </w:t>
+      </w:r>
+      <w:r>
+        <w:rPr>
+          <w:b/>
+          <w:lang w:val="ru-RU"/>
+        </w:rPr>
+        <w:t>перед использование</w:t>
+      </w:r>
+      <w:r>
+        <w:rPr>
+          <w:b/>
+          <w:lang w:val="ru-RU"/>
+        </w:rPr>
+        <w:t>м</w:t>
+      </w:r>
+      <w:r>
+        <w:rPr>
+          <w:b/>
+          <w:lang w:val="en-US"/>
+        </w:rPr>
+        <w:t xml:space="preserve"> </w:t>
+      </w:r>
+      <w:proofErr w:type="spellStart"/>
+      <w:r>
+        <w:rPr>
+          <w:b/>
+          <w:lang w:val="en-US"/>
+        </w:rPr>
+        <w:t>forEach</w:t>
+      </w:r>
+      <w:proofErr w:type="spellEnd"/>
+      <w:r>
+        <w:rPr>
+          <w:b/>
+        </w:rPr>
+        <w:t xml:space="preserve"> </w:t>
+      </w:r>
+      <w:r>
+        <w:rPr>
+          <w:b/>
+          <w:lang w:val="ru-RU"/>
+        </w:rPr>
+        <w:t xml:space="preserve">мы будем рассматиривать следующие синтаксисы для написания  </w:t>
+      </w:r>
+      <w:r>
+        <w:rPr>
+          <w:b/>
+          <w:lang w:val="en-US"/>
+        </w:rPr>
+        <w:t>keys</w:t>
+      </w:r>
+      <w:r>
+        <w:rPr>
+          <w:b/>
+          <w:lang w:val="ru-RU"/>
+        </w:rPr>
+        <w:t xml:space="preserve"> и </w:t>
+      </w:r>
+      <w:r>
+        <w:rPr>
+          <w:b/>
+          <w:lang w:val="en-US"/>
+        </w:rPr>
+        <w:t>values</w:t>
+      </w:r>
+      <w:r>
+        <w:rPr>
+          <w:b/>
+          <w:lang w:val="ru-RU"/>
+        </w:rPr>
+        <w:t xml:space="preserve">. </w:t>
+      </w:r>
+      <w:r>
+        <w:rPr>
+          <w:b/>
+          <w:color w:val="FF0000"/>
+          <w:lang w:val="ru-RU"/>
+        </w:rPr>
+        <w:t>Оба возвращают массив но имеют отличия!</w:t>
+      </w:r>
+    </w:p>
+    <w:p>
+      <w:pPr>
+        <w:ind w:firstLine="708"/>
+        <w:rPr>
+          <w:b/>
+          <w:lang w:val="en-US"/>
+        </w:rPr>
+      </w:pPr>
+    </w:p>
+    <w:p>
+      <w:pPr>
+        <w:ind w:firstLine="708"/>
+        <w:rPr>
+          <w:b/>
+          <w:lang w:val="en-US"/>
+        </w:rPr>
+      </w:pPr>
+      <w:r>
+        <w:rPr>
+          <w:b/>
+          <w:noProof/>
+          <w:lang w:eastAsia="az-Latn-AZ"/>
         </w:rPr>
         <w:drawing>
-          <wp:inline distT="0" distB="0" distL="0" distR="0" wp14:anchorId="2C966635" wp14:editId="282AA7FC">
-            <wp:extent cx="1884784" cy="697032"/>
-            <wp:effectExtent l="0" t="0" r="1270" b="8255"/>
-            <wp:docPr id="9" name="Picture 9"/>
+          <wp:inline distT="0" distB="0" distL="0" distR="0" wp14:anchorId="52116357" wp14:editId="6657C050">
+            <wp:extent cx="1964769" cy="687212"/>
+            <wp:effectExtent l="0" t="0" r="0" b="0"/>
+            <wp:docPr id="8" name="Picture 8"/>
             <wp:cNvGraphicFramePr>
               <a:graphicFrameLocks xmlns:a="http://schemas.openxmlformats.org/drawingml/2006/main" noChangeAspect="1"/>
             </wp:cNvGraphicFramePr>
@@ -1273,6 +1229,55 @@
                   <pic:spPr>
                     <a:xfrm>
                       <a:off x="0" y="0"/>
+                      <a:ext cx="2015507" cy="704959"/>
+                    </a:xfrm>
+                    <a:prstGeom prst="rect">
+                      <a:avLst/>
+                    </a:prstGeom>
+                  </pic:spPr>
+                </pic:pic>
+              </a:graphicData>
+            </a:graphic>
+          </wp:inline>
+        </w:drawing>
+      </w:r>
+      <w:r>
+        <w:rPr>
+          <w:b/>
+          <w:lang w:val="en-US"/>
+        </w:rPr>
+        <w:t xml:space="preserve"> </w:t>
+      </w:r>
+      <w:r>
+        <w:rPr>
+          <w:b/>
+          <w:noProof/>
+          <w:lang w:eastAsia="az-Latn-AZ"/>
+        </w:rPr>
+        <w:drawing>
+          <wp:inline distT="0" distB="0" distL="0" distR="0" wp14:anchorId="2C966635" wp14:editId="282AA7FC">
+            <wp:extent cx="1884784" cy="697032"/>
+            <wp:effectExtent l="0" t="0" r="1270" b="8255"/>
+            <wp:docPr id="9" name="Picture 9"/>
+            <wp:cNvGraphicFramePr>
+              <a:graphicFrameLocks xmlns:a="http://schemas.openxmlformats.org/drawingml/2006/main" noChangeAspect="1"/>
+            </wp:cNvGraphicFramePr>
+            <a:graphic xmlns:a="http://schemas.openxmlformats.org/drawingml/2006/main">
+              <a:graphicData uri="http://schemas.openxmlformats.org/drawingml/2006/picture">
+                <pic:pic xmlns:pic="http://schemas.openxmlformats.org/drawingml/2006/picture">
+                  <pic:nvPicPr>
+                    <pic:cNvPr id="1" name=""/>
+                    <pic:cNvPicPr/>
+                  </pic:nvPicPr>
+                  <pic:blipFill>
+                    <a:blip r:embed="rId12"/>
+                    <a:stretch>
+                      <a:fillRect/>
+                    </a:stretch>
+                  </pic:blipFill>
+                  <pic:spPr>
+                    <a:xfrm>
+                      <a:off x="0" y="0"/>
                       <a:ext cx="2035738" cy="752858"/>
                     </a:xfrm>
                     <a:prstGeom prst="rect">
@@ -1318,7 +1323,7 @@
                     </pic:cNvPicPr>
                   </pic:nvPicPr>
                   <pic:blipFill>
-                    <a:blip r:embed="rId12" cstate="print">
+                    <a:blip r:embed="rId13" cstate="print">
                       <a:extLst>
                         <a:ext uri="{28A0092B-C50C-407E-A947-70E740481C1C}">
                           <a14:useLocalDpi xmlns:a14="http://schemas.microsoft.com/office/drawing/2010/main" val="0"/>
@@ -1397,7 +1402,8 @@
       <w:r>
         <w:rPr>
           <w:b/>
-          <w:lang w:val="en-US"/>
+          <w:noProof/>
+          <w:lang w:eastAsia="az-Latn-AZ"/>
         </w:rPr>
         <w:drawing>
           <wp:inline distT="0" distB="0" distL="0" distR="0" wp14:anchorId="10DA1449" wp14:editId="492F3FB6">
@@ -1415,7 +1421,7 @@
                     <pic:cNvPicPr/>
                   </pic:nvPicPr>
                   <pic:blipFill>
-                    <a:blip r:embed="rId13"/>
+                    <a:blip r:embed="rId14"/>
                     <a:stretch>
                       <a:fillRect/>
                     </a:stretch>
@@ -1504,7 +1510,8 @@
       <w:r>
         <w:rPr>
           <w:b/>
-          <w:lang w:val="ru-RU"/>
+          <w:noProof/>
+          <w:lang w:eastAsia="az-Latn-AZ"/>
         </w:rPr>
         <w:drawing>
           <wp:anchor distT="0" distB="0" distL="114300" distR="114300" simplePos="0" relativeHeight="251659264" behindDoc="0" locked="0" layoutInCell="1" allowOverlap="1">
@@ -1530,7 +1537,7 @@
                     <pic:cNvPicPr/>
                   </pic:nvPicPr>
                   <pic:blipFill>
-                    <a:blip r:embed="rId14" cstate="print">
+                    <a:blip r:embed="rId15" cstate="print">
                       <a:extLst>
                         <a:ext uri="{28A0092B-C50C-407E-A947-70E740481C1C}">
                           <a14:useLocalDpi xmlns:a14="http://schemas.microsoft.com/office/drawing/2010/main" val="0"/>
@@ -1645,7 +1652,8 @@
       <w:r>
         <w:rPr>
           <w:b/>
-          <w:lang w:val="ru-RU"/>
+          <w:noProof/>
+          <w:lang w:eastAsia="az-Latn-AZ"/>
         </w:rPr>
         <w:drawing>
           <wp:inline distT="0" distB="0" distL="0" distR="0" wp14:anchorId="2E45D075" wp14:editId="475ADCC3">
@@ -1663,7 +1671,7 @@
                     <pic:cNvPicPr/>
                   </pic:nvPicPr>
                   <pic:blipFill>
-                    <a:blip r:embed="rId15"/>
+                    <a:blip r:embed="rId16"/>
                     <a:stretch>
                       <a:fillRect/>
                     </a:stretch>
@@ -1683,54 +1691,609 @@
           </wp:inline>
         </w:drawing>
       </w:r>
+    </w:p>
+    <w:p>
+      <w:pPr>
+        <w:rPr>
+          <w:b/>
+          <w:color w:val="FF0000"/>
+          <w:lang w:val="ru-RU"/>
+        </w:rPr>
+      </w:pPr>
+      <w:r>
+        <w:rPr>
+          <w:b/>
+          <w:lang w:val="ru-RU"/>
+        </w:rPr>
+        <w:t xml:space="preserve"> </w:t>
+      </w:r>
+      <w:r>
+        <w:rPr>
+          <w:b/>
+          <w:color w:val="FF0000"/>
+          <w:lang w:val="en-US"/>
+        </w:rPr>
+        <w:t>F</w:t>
+      </w:r>
+      <w:r>
+        <w:rPr>
+          <w:b/>
+          <w:color w:val="FF0000"/>
+          <w:lang w:val="en-US"/>
+        </w:rPr>
+        <w:t xml:space="preserve">or of </w:t>
+      </w:r>
+      <w:r>
+        <w:rPr>
+          <w:b/>
+          <w:color w:val="FF0000"/>
+          <w:lang w:val="ru-RU"/>
+        </w:rPr>
+        <w:t xml:space="preserve">нельзя </w:t>
+      </w:r>
+      <w:r>
+        <w:rPr>
+          <w:b/>
+          <w:lang w:val="ru-RU"/>
+        </w:rPr>
+        <w:t xml:space="preserve">использовать для </w:t>
+      </w:r>
+      <w:r>
+        <w:rPr>
+          <w:b/>
+          <w:color w:val="FF0000"/>
+          <w:lang w:val="ru-RU"/>
+        </w:rPr>
+        <w:t>обьектов</w:t>
+      </w:r>
+      <w:proofErr w:type="gramStart"/>
+      <w:r>
+        <w:rPr>
+          <w:b/>
+          <w:color w:val="FF0000"/>
+          <w:lang w:val="ru-RU"/>
+        </w:rPr>
+        <w:t>!!</w:t>
+      </w:r>
+      <w:proofErr w:type="gramEnd"/>
+    </w:p>
+    <w:p>
+      <w:pPr>
+        <w:rPr>
+          <w:b/>
+          <w:lang w:val="en-US"/>
+        </w:rPr>
+      </w:pPr>
+      <w:r>
+        <w:rPr>
+          <w:b/>
+          <w:lang w:val="ru-RU"/>
+        </w:rPr>
+        <w:t xml:space="preserve">ЭКСПОРТ И ИМПОРТ В </w:t>
+      </w:r>
+      <w:r>
+        <w:rPr>
+          <w:b/>
+          <w:lang w:val="en-US"/>
+        </w:rPr>
+        <w:t>JAVA SCRIPT</w:t>
+      </w:r>
+    </w:p>
+    <w:p>
+      <w:pPr>
+        <w:rPr>
+          <w:b/>
+          <w:lang w:val="en-US"/>
+        </w:rPr>
+      </w:pPr>
+    </w:p>
+    <w:p>
+      <w:pPr>
+        <w:pStyle w:val="ListParagraph"/>
+        <w:numPr>
+          <w:ilvl w:val="0"/>
+          <w:numId w:val="1"/>
+        </w:numPr>
+        <w:rPr>
+          <w:b/>
+          <w:lang w:val="en-US"/>
+        </w:rPr>
+      </w:pPr>
+      <w:r>
+        <w:rPr>
+          <w:b/>
+          <w:lang w:val="ru-RU"/>
+        </w:rPr>
+        <w:t>ПЕРВЫЙ СПОСОБ :</w:t>
+      </w:r>
+    </w:p>
+    <w:p>
+      <w:pPr>
+        <w:rPr>
+          <w:b/>
+          <w:lang w:val="en-US"/>
+        </w:rPr>
+      </w:pPr>
+      <w:r>
+        <w:rPr>
+          <w:b/>
+          <w:noProof/>
+          <w:lang w:eastAsia="az-Latn-AZ"/>
+        </w:rPr>
+        <w:drawing>
+          <wp:inline distT="0" distB="0" distL="0" distR="0" wp14:anchorId="2B332F55" wp14:editId="303848A1">
+            <wp:extent cx="5731510" cy="2430145"/>
+            <wp:effectExtent l="0" t="0" r="2540" b="8255"/>
+            <wp:docPr id="3" name="Picture 3"/>
+            <wp:cNvGraphicFramePr>
+              <a:graphicFrameLocks xmlns:a="http://schemas.openxmlformats.org/drawingml/2006/main" noChangeAspect="1"/>
+            </wp:cNvGraphicFramePr>
+            <a:graphic xmlns:a="http://schemas.openxmlformats.org/drawingml/2006/main">
+              <a:graphicData uri="http://schemas.openxmlformats.org/drawingml/2006/picture">
+                <pic:pic xmlns:pic="http://schemas.openxmlformats.org/drawingml/2006/picture">
+                  <pic:nvPicPr>
+                    <pic:cNvPr id="1" name=""/>
+                    <pic:cNvPicPr/>
+                  </pic:nvPicPr>
+                  <pic:blipFill>
+                    <a:blip r:embed="rId17"/>
+                    <a:stretch>
+                      <a:fillRect/>
+                    </a:stretch>
+                  </pic:blipFill>
+                  <pic:spPr>
+                    <a:xfrm>
+                      <a:off x="0" y="0"/>
+                      <a:ext cx="5731510" cy="2430145"/>
+                    </a:xfrm>
+                    <a:prstGeom prst="rect">
+                      <a:avLst/>
+                    </a:prstGeom>
+                  </pic:spPr>
+                </pic:pic>
+              </a:graphicData>
+            </a:graphic>
+          </wp:inline>
+        </w:drawing>
+      </w:r>
+    </w:p>
+    <w:p>
+      <w:pPr>
+        <w:rPr>
+          <w:b/>
+          <w:color w:val="FF0000"/>
+          <w:lang w:val="en-US"/>
+        </w:rPr>
+      </w:pPr>
+      <w:r>
+        <w:rPr>
+          <w:b/>
+          <w:lang w:val="ru-RU"/>
+        </w:rPr>
+        <w:t xml:space="preserve">Также можно </w:t>
+      </w:r>
+      <w:r>
+        <w:rPr>
+          <w:b/>
+          <w:color w:val="FF0000"/>
+          <w:lang w:val="ru-RU"/>
+        </w:rPr>
+        <w:t xml:space="preserve">изменить </w:t>
+      </w:r>
+      <w:r>
+        <w:rPr>
+          <w:b/>
+          <w:lang w:val="ru-RU"/>
+        </w:rPr>
+        <w:t xml:space="preserve">названия переменных при импорте с помощю </w:t>
+      </w:r>
+      <w:r>
+        <w:rPr>
+          <w:b/>
+          <w:color w:val="FF0000"/>
+          <w:lang w:val="en-US"/>
+        </w:rPr>
+        <w:t>“as”</w:t>
+      </w:r>
+    </w:p>
+    <w:p>
+      <w:pPr>
+        <w:rPr>
+          <w:b/>
+          <w:color w:val="FF0000"/>
+          <w:lang w:val="en-US"/>
+        </w:rPr>
+      </w:pPr>
+    </w:p>
+    <w:p>
+      <w:pPr>
+        <w:rPr>
+          <w:b/>
+          <w:color w:val="FF0000"/>
+          <w:lang w:val="en-US"/>
+        </w:rPr>
+      </w:pPr>
+      <w:r>
+        <w:rPr>
+          <w:b/>
+          <w:noProof/>
+          <w:color w:val="FF0000"/>
+          <w:lang w:eastAsia="az-Latn-AZ"/>
+        </w:rPr>
+        <w:drawing>
+          <wp:inline distT="0" distB="0" distL="0" distR="0" wp14:anchorId="1DDF7D72" wp14:editId="79078F5F">
+            <wp:extent cx="5731510" cy="2340610"/>
+            <wp:effectExtent l="0" t="0" r="2540" b="2540"/>
+            <wp:docPr id="14" name="Picture 14"/>
+            <wp:cNvGraphicFramePr>
+              <a:graphicFrameLocks xmlns:a="http://schemas.openxmlformats.org/drawingml/2006/main" noChangeAspect="1"/>
+            </wp:cNvGraphicFramePr>
+            <a:graphic xmlns:a="http://schemas.openxmlformats.org/drawingml/2006/main">
+              <a:graphicData uri="http://schemas.openxmlformats.org/drawingml/2006/picture">
+                <pic:pic xmlns:pic="http://schemas.openxmlformats.org/drawingml/2006/picture">
+                  <pic:nvPicPr>
+                    <pic:cNvPr id="1" name=""/>
+                    <pic:cNvPicPr/>
+                  </pic:nvPicPr>
+                  <pic:blipFill>
+                    <a:blip r:embed="rId18"/>
+                    <a:stretch>
+                      <a:fillRect/>
+                    </a:stretch>
+                  </pic:blipFill>
+                  <pic:spPr>
+                    <a:xfrm>
+                      <a:off x="0" y="0"/>
+                      <a:ext cx="5731510" cy="2340610"/>
+                    </a:xfrm>
+                    <a:prstGeom prst="rect">
+                      <a:avLst/>
+                    </a:prstGeom>
+                  </pic:spPr>
+                </pic:pic>
+              </a:graphicData>
+            </a:graphic>
+          </wp:inline>
+        </w:drawing>
+      </w:r>
+    </w:p>
+    <w:p>
+      <w:pPr>
+        <w:pStyle w:val="ListParagraph"/>
+        <w:numPr>
+          <w:ilvl w:val="0"/>
+          <w:numId w:val="1"/>
+        </w:numPr>
+        <w:rPr>
+          <w:b/>
+          <w:lang w:val="ru-RU"/>
+        </w:rPr>
+      </w:pPr>
+      <w:r>
+        <w:rPr>
+          <w:b/>
+          <w:lang w:val="ru-RU"/>
+        </w:rPr>
+        <w:lastRenderedPageBreak/>
+        <w:t>ВТОРОЙ ВАРИАНТ</w:t>
+      </w:r>
+      <w:r>
+        <w:rPr>
+          <w:b/>
+          <w:lang w:val="ru-RU"/>
+        </w:rPr>
+        <w:t xml:space="preserve"> </w:t>
+      </w:r>
+      <w:r>
+        <w:rPr>
+          <w:b/>
+          <w:lang w:val="ru-RU"/>
+        </w:rPr>
+        <w:t>:</w:t>
+      </w:r>
+      <w:r>
+        <w:rPr>
+          <w:b/>
+          <w:lang w:val="ru-RU"/>
+        </w:rPr>
+        <w:t xml:space="preserve">  (ЭКСПОРТ ПО УМОЛЧАНИЮ)</w:t>
+      </w:r>
+    </w:p>
+    <w:p>
+      <w:pPr>
+        <w:ind w:left="360"/>
+        <w:rPr>
+          <w:b/>
+          <w:lang w:val="ru-RU"/>
+        </w:rPr>
+      </w:pPr>
+    </w:p>
+    <w:p>
+      <w:pPr>
+        <w:ind w:left="360"/>
+        <w:rPr>
+          <w:b/>
+          <w:lang w:val="ru-RU"/>
+        </w:rPr>
+      </w:pPr>
+      <w:r>
+        <w:rPr>
+          <w:b/>
+          <w:noProof/>
+          <w:lang w:eastAsia="az-Latn-AZ"/>
+        </w:rPr>
+        <mc:AlternateContent>
+          <mc:Choice Requires="wps">
+            <w:drawing>
+              <wp:anchor distT="0" distB="0" distL="114300" distR="114300" simplePos="0" relativeHeight="251660288" behindDoc="0" locked="0" layoutInCell="1" allowOverlap="1">
+                <wp:simplePos x="0" y="0"/>
+                <wp:positionH relativeFrom="column">
+                  <wp:posOffset>4510405</wp:posOffset>
+                </wp:positionH>
+                <wp:positionV relativeFrom="paragraph">
+                  <wp:posOffset>1156970</wp:posOffset>
+                </wp:positionV>
+                <wp:extent cx="1448111" cy="403083"/>
+                <wp:effectExtent l="0" t="0" r="0" b="0"/>
+                <wp:wrapNone/>
+                <wp:docPr id="17" name="Rectangle 17"/>
+                <wp:cNvGraphicFramePr/>
+                <a:graphic xmlns:a="http://schemas.openxmlformats.org/drawingml/2006/main">
+                  <a:graphicData uri="http://schemas.microsoft.com/office/word/2010/wordprocessingShape">
+                    <wps:wsp>
+                      <wps:cNvSpPr/>
+                      <wps:spPr>
+                        <a:xfrm>
+                          <a:off x="0" y="0"/>
+                          <a:ext cx="1448111" cy="403083"/>
+                        </a:xfrm>
+                        <a:prstGeom prst="rect">
+                          <a:avLst/>
+                        </a:prstGeom>
+                        <a:solidFill>
+                          <a:schemeClr val="accent5">
+                            <a:lumMod val="50000"/>
+                          </a:schemeClr>
+                        </a:solidFill>
+                        <a:ln>
+                          <a:noFill/>
+                        </a:ln>
+                      </wps:spPr>
+                      <wps:style>
+                        <a:lnRef idx="2">
+                          <a:schemeClr val="accent1">
+                            <a:shade val="50000"/>
+                          </a:schemeClr>
+                        </a:lnRef>
+                        <a:fillRef idx="1">
+                          <a:schemeClr val="accent1"/>
+                        </a:fillRef>
+                        <a:effectRef idx="0">
+                          <a:schemeClr val="accent1"/>
+                        </a:effectRef>
+                        <a:fontRef idx="minor">
+                          <a:schemeClr val="lt1"/>
+                        </a:fontRef>
+                      </wps:style>
+                      <wps:bodyPr rot="0" spcFirstLastPara="0" vertOverflow="overflow" horzOverflow="overflow" vert="horz" wrap="square" lIns="91440" tIns="45720" rIns="91440" bIns="45720" numCol="1" spcCol="0" rtlCol="0" fromWordArt="0" anchor="ctr" anchorCtr="0" forceAA="0" compatLnSpc="1">
+                        <a:prstTxWarp prst="textNoShape">
+                          <a:avLst/>
+                        </a:prstTxWarp>
+                        <a:noAutofit/>
+                      </wps:bodyPr>
+                    </wps:wsp>
+                  </a:graphicData>
+                </a:graphic>
+              </wp:anchor>
+            </w:drawing>
+          </mc:Choice>
+          <mc:Fallback>
+            <w:pict>
+              <v:rect w14:anchorId="420B5D9E" id="Rectangle 17" o:spid="_x0000_s1026" style="position:absolute;margin-left:355.15pt;margin-top:91.1pt;width:114pt;height:31.75pt;z-index:251660288;visibility:visible;mso-wrap-style:square;mso-wrap-distance-left:9pt;mso-wrap-distance-top:0;mso-wrap-distance-right:9pt;mso-wrap-distance-bottom:0;mso-position-horizontal:absolute;mso-position-horizontal-relative:text;mso-position-vertical:absolute;mso-position-vertical-relative:text;v-text-anchor:middle" o:gfxdata="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" fillcolor="#1f3763 [1608]" stroked="f" strokeweight="1pt"/>
+            </w:pict>
+          </mc:Fallback>
+        </mc:AlternateContent>
+      </w:r>
+      <w:r>
+        <w:rPr>
+          <w:b/>
+          <w:noProof/>
+          <w:lang w:eastAsia="az-Latn-AZ"/>
+        </w:rPr>
+        <w:drawing>
+          <wp:inline distT="0" distB="0" distL="0" distR="0" wp14:anchorId="3318FE66" wp14:editId="2724845A">
+            <wp:extent cx="5731510" cy="1560830"/>
+            <wp:effectExtent l="0" t="0" r="2540" b="1270"/>
+            <wp:docPr id="16" name="Picture 16"/>
+            <wp:cNvGraphicFramePr>
+              <a:graphicFrameLocks xmlns:a="http://schemas.openxmlformats.org/drawingml/2006/main" noChangeAspect="1"/>
+            </wp:cNvGraphicFramePr>
+            <a:graphic xmlns:a="http://schemas.openxmlformats.org/drawingml/2006/main">
+              <a:graphicData uri="http://schemas.openxmlformats.org/drawingml/2006/picture">
+                <pic:pic xmlns:pic="http://schemas.openxmlformats.org/drawingml/2006/picture">
+                  <pic:nvPicPr>
+                    <pic:cNvPr id="1" name=""/>
+                    <pic:cNvPicPr/>
+                  </pic:nvPicPr>
+                  <pic:blipFill>
+                    <a:blip r:embed="rId19"/>
+                    <a:stretch>
+                      <a:fillRect/>
+                    </a:stretch>
+                  </pic:blipFill>
+                  <pic:spPr>
+                    <a:xfrm>
+                      <a:off x="0" y="0"/>
+                      <a:ext cx="5731510" cy="1560830"/>
+                    </a:xfrm>
+                    <a:prstGeom prst="rect">
+                      <a:avLst/>
+                    </a:prstGeom>
+                  </pic:spPr>
+                </pic:pic>
+              </a:graphicData>
+            </a:graphic>
+          </wp:inline>
+        </w:drawing>
+      </w:r>
+    </w:p>
+    <w:p>
+      <w:pPr>
+        <w:rPr>
+          <w:b/>
+          <w:lang w:val="ru-RU"/>
+        </w:rPr>
+      </w:pPr>
+    </w:p>
+    <w:p>
+      <w:pPr>
+        <w:jc w:val="center"/>
+        <w:rPr>
+          <w:b/>
+          <w:lang w:val="ru-RU"/>
+        </w:rPr>
+      </w:pPr>
+      <w:r>
+        <w:rPr>
+          <w:b/>
+          <w:lang w:val="ru-RU"/>
+        </w:rPr>
+        <w:t>ПРОМИСЫ</w:t>
+      </w:r>
+    </w:p>
+    <w:p>
+      <w:pPr>
+        <w:jc w:val="center"/>
+        <w:rPr>
+          <w:b/>
+          <w:lang w:val="ru-RU"/>
+        </w:rPr>
+      </w:pPr>
+      <w:r>
+        <w:rPr>
+          <w:b/>
+          <w:lang w:val="ru-RU"/>
+        </w:rPr>
+        <w:drawing>
+          <wp:inline distT="0" distB="0" distL="0" distR="0" wp14:anchorId="7520DD3C" wp14:editId="7CD8B730">
+            <wp:extent cx="3046662" cy="1571262"/>
+            <wp:effectExtent l="0" t="0" r="1905" b="0"/>
+            <wp:docPr id="15" name="Picture 15"/>
+            <wp:cNvGraphicFramePr>
+              <a:graphicFrameLocks xmlns:a="http://schemas.openxmlformats.org/drawingml/2006/main" noChangeAspect="1"/>
+            </wp:cNvGraphicFramePr>
+            <a:graphic xmlns:a="http://schemas.openxmlformats.org/drawingml/2006/main">
+              <a:graphicData uri="http://schemas.openxmlformats.org/drawingml/2006/picture">
+                <pic:pic xmlns:pic="http://schemas.openxmlformats.org/drawingml/2006/picture">
+                  <pic:nvPicPr>
+                    <pic:cNvPr id="1" name=""/>
+                    <pic:cNvPicPr/>
+                  </pic:nvPicPr>
+                  <pic:blipFill>
+                    <a:blip r:embed="rId20"/>
+                    <a:stretch>
+                      <a:fillRect/>
+                    </a:stretch>
+                  </pic:blipFill>
+                  <pic:spPr>
+                    <a:xfrm>
+                      <a:off x="0" y="0"/>
+                      <a:ext cx="3056233" cy="1576198"/>
+                    </a:xfrm>
+                    <a:prstGeom prst="rect">
+                      <a:avLst/>
+                    </a:prstGeom>
+                  </pic:spPr>
+                </pic:pic>
+              </a:graphicData>
+            </a:graphic>
+          </wp:inline>
+        </w:drawing>
+      </w:r>
+    </w:p>
+    <w:p>
+      <w:pPr>
+        <w:jc w:val="center"/>
+        <w:rPr>
+          <w:b/>
+          <w:lang w:val="ru-RU"/>
+        </w:rPr>
+      </w:pPr>
+    </w:p>
+    <w:p>
+      <w:pPr>
+        <w:jc w:val="center"/>
+        <w:rPr>
+          <w:b/>
+          <w:lang w:val="en-US"/>
+        </w:rPr>
+      </w:pPr>
+      <w:r>
+        <w:rPr>
+          <w:b/>
+          <w:lang w:val="ru-RU"/>
+        </w:rPr>
+        <w:t xml:space="preserve">ПОЛУЧЕНИЕ ДАННЫХ </w:t>
+      </w:r>
+      <w:r>
+        <w:rPr>
+          <w:b/>
+          <w:lang w:val="en-US"/>
+        </w:rPr>
+        <w:t>C FETCH API</w:t>
+      </w:r>
+    </w:p>
+    <w:p>
+      <w:pPr>
+        <w:jc w:val="center"/>
+        <w:rPr>
+          <w:b/>
+          <w:lang w:val="en-US"/>
+        </w:rPr>
+      </w:pPr>
       <w:bookmarkStart w:id="0" w:name="_GoBack"/>
+      <w:r>
+        <w:rPr>
+          <w:b/>
+          <w:lang w:val="en-US"/>
+        </w:rPr>
+        <w:drawing>
+          <wp:inline distT="0" distB="0" distL="0" distR="0" wp14:anchorId="019C4051" wp14:editId="625C1301">
+            <wp:extent cx="3267921" cy="668356"/>
+            <wp:effectExtent l="0" t="0" r="0" b="0"/>
+            <wp:docPr id="18" name="Picture 18"/>
+            <wp:cNvGraphicFramePr>
+              <a:graphicFrameLocks xmlns:a="http://schemas.openxmlformats.org/drawingml/2006/main" noChangeAspect="1"/>
+            </wp:cNvGraphicFramePr>
+            <a:graphic xmlns:a="http://schemas.openxmlformats.org/drawingml/2006/main">
+              <a:graphicData uri="http://schemas.openxmlformats.org/drawingml/2006/picture">
+                <pic:pic xmlns:pic="http://schemas.openxmlformats.org/drawingml/2006/picture">
+                  <pic:nvPicPr>
+                    <pic:cNvPr id="1" name=""/>
+                    <pic:cNvPicPr/>
+                  </pic:nvPicPr>
+                  <pic:blipFill>
+                    <a:blip r:embed="rId21"/>
+                    <a:stretch>
+                      <a:fillRect/>
+                    </a:stretch>
+                  </pic:blipFill>
+                  <pic:spPr>
+                    <a:xfrm>
+                      <a:off x="0" y="0"/>
+                      <a:ext cx="3285165" cy="671883"/>
+                    </a:xfrm>
+                    <a:prstGeom prst="rect">
+                      <a:avLst/>
+                    </a:prstGeom>
+                  </pic:spPr>
+                </pic:pic>
+              </a:graphicData>
+            </a:graphic>
+          </wp:inline>
+        </w:drawing>
+      </w:r>
       <w:bookmarkEnd w:id="0"/>
-    </w:p>
-    <w:p>
-      <w:pPr>
-        <w:rPr>
-          <w:b/>
-          <w:lang w:val="ru-RU"/>
-        </w:rPr>
-      </w:pPr>
-      <w:r>
-        <w:rPr>
-          <w:b/>
-          <w:lang w:val="ru-RU"/>
-        </w:rPr>
-        <w:t xml:space="preserve">Следует отметить что </w:t>
-      </w:r>
-      <w:r>
-        <w:rPr>
-          <w:b/>
-          <w:color w:val="FF0000"/>
-          <w:lang w:val="en-US"/>
-        </w:rPr>
-        <w:t xml:space="preserve">for of </w:t>
-      </w:r>
-      <w:r>
-        <w:rPr>
-          <w:b/>
-          <w:color w:val="FF0000"/>
-          <w:lang w:val="ru-RU"/>
-        </w:rPr>
-        <w:t xml:space="preserve">нельзя </w:t>
-      </w:r>
-      <w:r>
-        <w:rPr>
-          <w:b/>
-          <w:lang w:val="ru-RU"/>
-        </w:rPr>
-        <w:t xml:space="preserve">использовать для </w:t>
-      </w:r>
-      <w:r>
-        <w:rPr>
-          <w:b/>
-          <w:color w:val="FF0000"/>
-          <w:lang w:val="ru-RU"/>
-        </w:rPr>
-        <w:t>обьектов!!</w:t>
-      </w:r>
     </w:p>
     <w:sectPr>
       <w:pgSz w:w="11906" w:h="16838"/>
@@ -1740,6 +2303,103 @@
     </w:sectPr>
   </w:body>
 </w:document>
+</file>
+
+<file path=word/numbering.xml><?xml version="1.0" encoding="utf-8"?>
+<w:numbering xmlns:wpc="http://schemas.microsoft.com/office/word/2010/wordprocessingCanvas" xmlns:mc="http://schemas.openxmlformats.org/markup-compatibility/2006" xmlns:o="urn:schemas-microsoft-com:office:office" xmlns:r="http://schemas.openxmlformats.org/officeDocument/2006/relationships" xmlns:m="http://schemas.openxmlformats.org/officeDocument/2006/math" xmlns:v="urn:schemas-microsoft-com:vml" xmlns:wp14="http://schemas.microsoft.com/office/word/2010/wordprocessingDrawing" xmlns:wp="http://schemas.openxmlformats.org/drawingml/2006/wordprocessingDrawing" xmlns:w10="urn:schemas-microsoft-com:office:word" xmlns:w="http://schemas.openxmlformats.org/wordprocessingml/2006/main" xmlns:w14="http://schemas.microsoft.com/office/word/2010/wordml" xmlns:w15="http://schemas.microsoft.com/office/word/2012/wordml" xmlns:wpg="http://schemas.microsoft.com/office/word/2010/wordprocessingGroup" xmlns:wpi="http://schemas.microsoft.com/office/word/2010/wordprocessingInk" xmlns:wne="http://schemas.microsoft.com/office/word/2006/wordml" xmlns:wps="http://schemas.microsoft.com/office/word/2010/wordprocessingShape" mc:Ignorable="w14 w15 wp14">
+  <w:abstractNum w:abstractNumId="0" w15:restartNumberingAfterBreak="0">
+    <w:nsid w:val="32B5184A"/>
+    <w:multiLevelType w:val="hybridMultilevel"/>
+    <w:tmpl w:val="AD36A26C"/>
+    <w:lvl w:ilvl="0" w:tplc="042C0011">
+      <w:start w:val="1"/>
+      <w:numFmt w:val="decimal"/>
+      <w:lvlText w:val="%1)"/>
+      <w:lvlJc w:val="left"/>
+      <w:pPr>
+        <w:ind w:left="720" w:hanging="360"/>
+      </w:pPr>
+      <w:rPr>
+        <w:rFonts w:hint="default"/>
+      </w:rPr>
+    </w:lvl>
+    <w:lvl w:ilvl="1" w:tplc="042C0019" w:tentative="1">
+      <w:start w:val="1"/>
+      <w:numFmt w:val="lowerLetter"/>
+      <w:lvlText w:val="%2."/>
+      <w:lvlJc w:val="left"/>
+      <w:pPr>
+        <w:ind w:left="1440" w:hanging="360"/>
+      </w:pPr>
+    </w:lvl>
+    <w:lvl w:ilvl="2" w:tplc="042C001B" w:tentative="1">
+      <w:start w:val="1"/>
+      <w:numFmt w:val="lowerRoman"/>
+      <w:lvlText w:val="%3."/>
+      <w:lvlJc w:val="right"/>
+      <w:pPr>
+        <w:ind w:left="2160" w:hanging="180"/>
+      </w:pPr>
+    </w:lvl>
+    <w:lvl w:ilvl="3" w:tplc="042C000F" w:tentative="1">
+      <w:start w:val="1"/>
+      <w:numFmt w:val="decimal"/>
+      <w:lvlText w:val="%4."/>
+      <w:lvlJc w:val="left"/>
+      <w:pPr>
+        <w:ind w:left="2880" w:hanging="360"/>
+      </w:pPr>
+    </w:lvl>
+    <w:lvl w:ilvl="4" w:tplc="042C0019" w:tentative="1">
+      <w:start w:val="1"/>
+      <w:numFmt w:val="lowerLetter"/>
+      <w:lvlText w:val="%5."/>
+      <w:lvlJc w:val="left"/>
+      <w:pPr>
+        <w:ind w:left="3600" w:hanging="360"/>
+      </w:pPr>
+    </w:lvl>
+    <w:lvl w:ilvl="5" w:tplc="042C001B" w:tentative="1">
+      <w:start w:val="1"/>
+      <w:numFmt w:val="lowerRoman"/>
+      <w:lvlText w:val="%6."/>
+      <w:lvlJc w:val="right"/>
+      <w:pPr>
+        <w:ind w:left="4320" w:hanging="180"/>
+      </w:pPr>
+    </w:lvl>
+    <w:lvl w:ilvl="6" w:tplc="042C000F" w:tentative="1">
+      <w:start w:val="1"/>
+      <w:numFmt w:val="decimal"/>
+      <w:lvlText w:val="%7."/>
+      <w:lvlJc w:val="left"/>
+      <w:pPr>
+        <w:ind w:left="5040" w:hanging="360"/>
+      </w:pPr>
+    </w:lvl>
+    <w:lvl w:ilvl="7" w:tplc="042C0019" w:tentative="1">
+      <w:start w:val="1"/>
+      <w:numFmt w:val="lowerLetter"/>
+      <w:lvlText w:val="%8."/>
+      <w:lvlJc w:val="left"/>
+      <w:pPr>
+        <w:ind w:left="5760" w:hanging="360"/>
+      </w:pPr>
+    </w:lvl>
+    <w:lvl w:ilvl="8" w:tplc="042C001B" w:tentative="1">
+      <w:start w:val="1"/>
+      <w:numFmt w:val="lowerRoman"/>
+      <w:lvlText w:val="%9."/>
+      <w:lvlJc w:val="right"/>
+      <w:pPr>
+        <w:ind w:left="6480" w:hanging="180"/>
+      </w:pPr>
+    </w:lvl>
+  </w:abstractNum>
+  <w:num w:numId="1">
+    <w:abstractNumId w:val="0"/>
+  </w:num>
+</w:numbering>
 </file>
 
 <file path=word/styles.xml><?xml version="1.0" encoding="utf-8"?>
@@ -2164,6 +2824,17 @@
     <w:semiHidden/>
     <w:unhideWhenUsed/>
   </w:style>
+  <w:style w:type="paragraph" w:styleId="ListParagraph">
+    <w:name w:val="List Paragraph"/>
+    <w:basedOn w:val="Normal"/>
+    <w:uiPriority w:val="34"/>
+    <w:qFormat/>
+    <w:rsid w:val="00E55A31"/>
+    <w:pPr>
+      <w:ind w:left="720"/>
+      <w:contextualSpacing/>
+    </w:pPr>
+  </w:style>
 </w:styles>
 </file>
 
